--- a/klagomål/A 16696-2026 FSC-klagomål.docx
+++ b/klagomål/A 16696-2026 FSC-klagomål.docx
@@ -1892,7 +1892,7 @@
     <w:r>
       <w:tab/>
       <w:tab/>
-      <w:t>2026-09-14</w:t>
+      <w:t>2026-09-15</w:t>
       <w:br/>
       <w:br/>
     </w:r>

--- a/klagomål/A 16696-2026 FSC-klagomål.docx
+++ b/klagomål/A 16696-2026 FSC-klagomål.docx
@@ -1892,7 +1892,7 @@
     <w:r>
       <w:tab/>
       <w:tab/>
-      <w:t>2026-09-15</w:t>
+      <w:t>2026-09-16</w:t>
       <w:br/>
       <w:br/>
     </w:r>

--- a/klagomål/A 16696-2026 FSC-klagomål.docx
+++ b/klagomål/A 16696-2026 FSC-klagomål.docx
@@ -1892,7 +1892,7 @@
     <w:r>
       <w:tab/>
       <w:tab/>
-      <w:t>2026-09-16</w:t>
+      <w:t>2026-09-17</w:t>
       <w:br/>
       <w:br/>
     </w:r>

--- a/klagomål/A 16696-2026 FSC-klagomål.docx
+++ b/klagomål/A 16696-2026 FSC-klagomål.docx
@@ -1892,7 +1892,7 @@
     <w:r>
       <w:tab/>
       <w:tab/>
-      <w:t>2026-09-17</w:t>
+      <w:t>2026-09-18</w:t>
       <w:br/>
       <w:br/>
     </w:r>

--- a/klagomål/A 16696-2026 FSC-klagomål.docx
+++ b/klagomål/A 16696-2026 FSC-klagomål.docx
@@ -1892,7 +1892,7 @@
     <w:r>
       <w:tab/>
       <w:tab/>
-      <w:t>2026-09-18</w:t>
+      <w:t>2026-09-19</w:t>
       <w:br/>
       <w:br/>
     </w:r>

--- a/klagomål/A 16696-2026 FSC-klagomål.docx
+++ b/klagomål/A 16696-2026 FSC-klagomål.docx
@@ -1892,7 +1892,7 @@
     <w:r>
       <w:tab/>
       <w:tab/>
-      <w:t>2026-09-19</w:t>
+      <w:t>2026-09-21</w:t>
       <w:br/>
       <w:br/>
     </w:r>

--- a/klagomål/A 16696-2026 FSC-klagomål.docx
+++ b/klagomål/A 16696-2026 FSC-klagomål.docx
@@ -1892,7 +1892,7 @@
     <w:r>
       <w:tab/>
       <w:tab/>
-      <w:t>2026-09-21</w:t>
+      <w:t>2026-09-23</w:t>
       <w:br/>
       <w:br/>
     </w:r>

--- a/klagomål/A 16696-2026 FSC-klagomål.docx
+++ b/klagomål/A 16696-2026 FSC-klagomål.docx
@@ -1892,7 +1892,7 @@
     <w:r>
       <w:tab/>
       <w:tab/>
-      <w:t>2026-09-23</w:t>
+      <w:t>2026-09-24</w:t>
       <w:br/>
       <w:br/>
     </w:r>

--- a/klagomål/A 16696-2026 FSC-klagomål.docx
+++ b/klagomål/A 16696-2026 FSC-klagomål.docx
@@ -1892,7 +1892,7 @@
     <w:r>
       <w:tab/>
       <w:tab/>
-      <w:t>2026-09-24</w:t>
+      <w:t>2026-09-25</w:t>
       <w:br/>
       <w:br/>
     </w:r>

--- a/klagomål/A 16696-2026 FSC-klagomål.docx
+++ b/klagomål/A 16696-2026 FSC-klagomål.docx
@@ -1892,7 +1892,7 @@
     <w:r>
       <w:tab/>
       <w:tab/>
-      <w:t>2026-09-25</w:t>
+      <w:t>2026-09-26</w:t>
       <w:br/>
       <w:br/>
     </w:r>

--- a/klagomål/A 16696-2026 FSC-klagomål.docx
+++ b/klagomål/A 16696-2026 FSC-klagomål.docx
@@ -1892,7 +1892,7 @@
     <w:r>
       <w:tab/>
       <w:tab/>
-      <w:t>2026-09-26</w:t>
+      <w:t>2026-09-27</w:t>
       <w:br/>
       <w:br/>
     </w:r>

--- a/klagomål/A 16696-2026 FSC-klagomål.docx
+++ b/klagomål/A 16696-2026 FSC-klagomål.docx
@@ -1892,7 +1892,7 @@
     <w:r>
       <w:tab/>
       <w:tab/>
-      <w:t>2026-09-27</w:t>
+      <w:t>2026-09-28</w:t>
       <w:br/>
       <w:br/>
     </w:r>

--- a/klagomål/A 16696-2026 FSC-klagomål.docx
+++ b/klagomål/A 16696-2026 FSC-klagomål.docx
@@ -1892,7 +1892,7 @@
     <w:r>
       <w:tab/>
       <w:tab/>
-      <w:t>2026-09-28</w:t>
+      <w:t>2026-09-29</w:t>
       <w:br/>
       <w:br/>
     </w:r>

--- a/klagomål/A 16696-2026 FSC-klagomål.docx
+++ b/klagomål/A 16696-2026 FSC-klagomål.docx
@@ -1892,7 +1892,7 @@
     <w:r>
       <w:tab/>
       <w:tab/>
-      <w:t>2026-09-29</w:t>
+      <w:t>2026-09-30</w:t>
       <w:br/>
       <w:br/>
     </w:r>

--- a/klagomål/A 16696-2026 FSC-klagomål.docx
+++ b/klagomål/A 16696-2026 FSC-klagomål.docx
@@ -1892,7 +1892,7 @@
     <w:r>
       <w:tab/>
       <w:tab/>
-      <w:t>2026-09-30</w:t>
+      <w:t>2026-10-01</w:t>
       <w:br/>
       <w:br/>
     </w:r>

--- a/klagomål/A 16696-2026 FSC-klagomål.docx
+++ b/klagomål/A 16696-2026 FSC-klagomål.docx
@@ -1892,7 +1892,7 @@
     <w:r>
       <w:tab/>
       <w:tab/>
-      <w:t>2026-10-01</w:t>
+      <w:t>2026-10-02</w:t>
       <w:br/>
       <w:br/>
     </w:r>

--- a/klagomål/A 16696-2026 FSC-klagomål.docx
+++ b/klagomål/A 16696-2026 FSC-klagomål.docx
@@ -1892,7 +1892,7 @@
     <w:r>
       <w:tab/>
       <w:tab/>
-      <w:t>2026-10-02</w:t>
+      <w:t>2026-10-03</w:t>
       <w:br/>
       <w:br/>
     </w:r>

--- a/klagomål/A 16696-2026 FSC-klagomål.docx
+++ b/klagomål/A 16696-2026 FSC-klagomål.docx
@@ -1892,7 +1892,7 @@
     <w:r>
       <w:tab/>
       <w:tab/>
-      <w:t>2026-10-03</w:t>
+      <w:t>2026-10-04</w:t>
       <w:br/>
       <w:br/>
     </w:r>

--- a/klagomål/A 16696-2026 FSC-klagomål.docx
+++ b/klagomål/A 16696-2026 FSC-klagomål.docx
@@ -1892,7 +1892,7 @@
     <w:r>
       <w:tab/>
       <w:tab/>
-      <w:t>2026-10-04</w:t>
+      <w:t>2026-10-05</w:t>
       <w:br/>
       <w:br/>
     </w:r>

--- a/klagomål/A 16696-2026 FSC-klagomål.docx
+++ b/klagomål/A 16696-2026 FSC-klagomål.docx
@@ -1892,7 +1892,7 @@
     <w:r>
       <w:tab/>
       <w:tab/>
-      <w:t>2026-10-05</w:t>
+      <w:t>2026-10-06</w:t>
       <w:br/>
       <w:br/>
     </w:r>

--- a/klagomål/A 16696-2026 FSC-klagomål.docx
+++ b/klagomål/A 16696-2026 FSC-klagomål.docx
@@ -1892,7 +1892,7 @@
     <w:r>
       <w:tab/>
       <w:tab/>
-      <w:t>2026-10-06</w:t>
+      <w:t>2026-10-07</w:t>
       <w:br/>
       <w:br/>
     </w:r>

--- a/klagomål/A 16696-2026 FSC-klagomål.docx
+++ b/klagomål/A 16696-2026 FSC-klagomål.docx
@@ -1892,7 +1892,7 @@
     <w:r>
       <w:tab/>
       <w:tab/>
-      <w:t>2026-10-07</w:t>
+      <w:t>2026-10-08</w:t>
       <w:br/>
       <w:br/>
     </w:r>

--- a/klagomål/A 16696-2026 FSC-klagomål.docx
+++ b/klagomål/A 16696-2026 FSC-klagomål.docx
@@ -1892,7 +1892,7 @@
     <w:r>
       <w:tab/>
       <w:tab/>
-      <w:t>2026-10-08</w:t>
+      <w:t>2026-10-09</w:t>
       <w:br/>
       <w:br/>
     </w:r>

--- a/klagomål/A 16696-2026 FSC-klagomål.docx
+++ b/klagomål/A 16696-2026 FSC-klagomål.docx
@@ -1892,7 +1892,7 @@
     <w:r>
       <w:tab/>
       <w:tab/>
-      <w:t>2026-10-09</w:t>
+      <w:t>2026-10-10</w:t>
       <w:br/>
       <w:br/>
     </w:r>

--- a/klagomål/A 16696-2026 FSC-klagomål.docx
+++ b/klagomål/A 16696-2026 FSC-klagomål.docx
@@ -1892,7 +1892,7 @@
     <w:r>
       <w:tab/>
       <w:tab/>
-      <w:t>2026-10-10</w:t>
+      <w:t>2026-10-11</w:t>
       <w:br/>
       <w:br/>
     </w:r>

--- a/klagomål/A 16696-2026 FSC-klagomål.docx
+++ b/klagomål/A 16696-2026 FSC-klagomål.docx
@@ -1892,7 +1892,7 @@
     <w:r>
       <w:tab/>
       <w:tab/>
-      <w:t>2026-10-11</w:t>
+      <w:t>2026-10-12</w:t>
       <w:br/>
       <w:br/>
     </w:r>

--- a/klagomål/A 16696-2026 FSC-klagomål.docx
+++ b/klagomål/A 16696-2026 FSC-klagomål.docx
@@ -1892,7 +1892,7 @@
     <w:r>
       <w:tab/>
       <w:tab/>
-      <w:t>2026-10-12</w:t>
+      <w:t>2026-10-13</w:t>
       <w:br/>
       <w:br/>
     </w:r>

--- a/klagomål/A 16696-2026 FSC-klagomål.docx
+++ b/klagomål/A 16696-2026 FSC-klagomål.docx
@@ -221,7 +221,7 @@
     </w:p>
     <w:p>
       <w:r>
-        <w:t>I och inom 18 meter från avverkningsanmälan finns fynd av 50 naturvårdsarter, varav 20 är rödlistade, 7 är fridlysta, 31 är typiska (T) och 25 är signalarter (S): koppartaggsvamp (EN), läderdoftande fingersvamp (VU), ryl (VU, T), ädellav (VU, T), apelsinticka (NT), Blastenia relicta (NT), dropptaggsvamp (NT, T), fjällig taggsvamp s.str. (NT), gammelekslav (NT, T), järnsparv (NT, §4), kryddspindling (NT, T), motaggsvamp (NT, T), orange taggsvamp (NT, T), skarp dropptaggsvamp (NT), tallticka (NT, T), talltita (NT, §4), ullticka (NT, T), vedskivlav (NT, T), vedtrappmossa (NT, T), vit vedfingersvamp (NT), aspvedgnagare (S), barkticka (S, T), blodticka (S, T), blåmossa (S, T), brandticka (S), bronshjon (S, T), diskvaxskivling (S), fällmossa (S, T), granbarkgnagare (S, T), grönpyrola (S, T), gulnål (S, T), hasselticka (S, T), korallblylav (S, T), kornig nållav (S, T), nästrot (S, §8), platt fjädermossa (S, T), rödgul trumpetsvamp (S), scharlakansvårskål agg. (S), stekelbock (S, T), stor aspticka (S, T), svavelriska (S), tibast (S, T), vedticka (S, T), vätteros (S, T), vågbandad barkbock (S), blåsippa (T, §9), mörk lungört (T), spillkråka (T, §4), kungsfågel (§4) och revlummer (§9). Se Figur 1.</w:t>
+        <w:t>I och inom 18 meter från avverkningsanmälan finns fynd av 54 naturvårdsarter, varav 21 är rödlistade, 7 är fridlysta, 34 är typiska (T) och 27 är signalarter (S): koppartaggsvamp (EN), kilporing (VU), läderdoftande fingersvamp (VU), ryl (VU, T), ädellav (VU, T), apelsinticka (NT), Blastenia relicta (NT), dropptaggsvamp (NT, T), fjällig taggsvamp s.str. (NT), gammelekslav (NT, T), järnsparv (NT, §4), kryddspindling (NT, T), motaggsvamp (NT, T), orange taggsvamp (NT, T), skarp dropptaggsvamp (NT), tallticka (NT, T), talltita (NT, §4), ullticka (NT, T), vedskivlav (NT, T), vedtrappmossa (NT, T), vit vedfingersvamp (NT), aspvedgnagare (S), barkticka (S, T), blodticka (S, T), blåmossa (S, T), brandticka (S), bronshjon (S, T), diskvaxskivling (S), fällmossa (S, T), granbarkgnagare (S, T), grönpyrola (S, T), gulnål (S, T), hasselticka (S, T), korallblylav (S, T), kornig nållav (S, T), mörk husmossa (S, T), nästrot (S, §8), platt fjädermossa (S, T), rödgul trumpetsvamp (S), scharlakansvårskål agg. (S), stekelbock (S, T), stor aspticka (S, T), svavelriska (S), tibast (S, T), trådticka (S, T), vedticka (S, T), vätteros (S, T), vågbandad barkbock (S), blåsippa (T, §9), mörk lungört (T), spillkråka (T, §4), timmerticka (T), kungsfågel (§4) och revlummer (§9). Se Figur 1.</w:t>
       </w:r>
     </w:p>
     <w:p>
@@ -263,10 +263,19 @@
         <w:rPr>
           <w:b/>
         </w:rPr>
-        <w:t xml:space="preserve">Läderdoftande fingersvamp (VU) </w:t>
-      </w:r>
-      <w:r>
-        <w:t>bildar mykorrhiza med gran i örtrik äldre barrskog, ofta på kalkrik mark. Den har en speciell doft som kan påminna om nytt skoläder (skoaffär), därav det svenska namnet. Den totala populationen i landet bedöms ändå ha minskat starkt och fortsatt kommer att minska då arten är knuten till en bördig äldre kalkgranskogsmiljö som successivt avverkas och där få områden alltjämt är formellt skyddade. All form av hårdhänt skogsavverkning på eller i närheten av växtplatsen missgynnar arten. Artens huvudsakliga koppling till produktiva äldre granskogar med hög bonitet gör den särskilt utsatt för slutavverkning. Samtliga lokaler bör undantas från rationellt skogsbruk och få ett områdesskydd (SLU Artdatabanken, 2024; Nitare &amp; Skogsstyrelsen, 2019).</w:t>
+        <w:t>Kilporing (VU)</w:t>
+      </w:r>
+      <w:r>
+        <w:t xml:space="preserve"> växer på barken av döda liggande grova stammar av tall och gran som är förrötade av tickor som violticka </w:t>
+      </w:r>
+      <w:r>
+        <w:rPr>
+          <w:i/>
+        </w:rPr>
+        <w:t>Trichaptum spp</w:t>
+      </w:r>
+      <w:r>
+        <w:t>. Avverkning av naturskogslika miljöer och av grova granar där svampen förekommer är ett direkt hot mot artens fortlevnad. Undanta gamla granskogar som hyser kilporing från skogsbruk och gynna arten genom att avsätta fler barrskogar till fri utveckling (SLU Artdatabanken, 2026).</w:t>
       </w:r>
     </w:p>
     <w:p>
@@ -274,37 +283,10 @@
         <w:rPr>
           <w:b/>
         </w:rPr>
-        <w:t>Ryl (VU)</w:t>
-      </w:r>
-      <w:r>
-        <w:t xml:space="preserve"> påträffas i gamla ljusöppna barrskogar, främst tallskogar på väldränerade och kalkrika jordar med tunna humuslager. Vid skogsbruk måste man ta hänsyn till arten och lokaler bör undantas från kalavverkning, markberedning och skogsgödsling. På lokaler med riklig förekomst av ryl kan den sällsynta bladparasiten rylprick (EN)</w:t>
-      </w:r>
-      <w:r>
-        <w:rPr>
-          <w:i/>
-        </w:rPr>
-        <w:t xml:space="preserve"> </w:t>
-      </w:r>
-      <w:r>
-        <w:t xml:space="preserve">påträffas. Parasiten bildar små svarta prickar på rylens blad. Ryl är typisk art för </w:t>
-      </w:r>
-      <w:r>
-        <w:rPr>
-          <w:i/>
-        </w:rPr>
-        <w:t xml:space="preserve">9010 Taiga </w:t>
-      </w:r>
-      <w:r>
-        <w:t>och</w:t>
-      </w:r>
-      <w:r>
-        <w:rPr>
-          <w:i/>
-        </w:rPr>
-        <w:t xml:space="preserve"> 2180 Trädklädda dyner</w:t>
-      </w:r>
-      <w:r>
-        <w:t xml:space="preserve"> (SLU Artdatabanken, 2026; Nitare &amp; Skogsstyrelsen, 2019).</w:t>
+        <w:t xml:space="preserve">Läderdoftande fingersvamp (VU) </w:t>
+      </w:r>
+      <w:r>
+        <w:t>bildar mykorrhiza med gran i örtrik äldre barrskog, ofta på kalkrik mark. Den har en speciell doft som kan påminna om nytt skoläder (skoaffär), därav det svenska namnet. Den totala populationen i landet bedöms ändå ha minskat starkt och fortsatt kommer att minska då arten är knuten till en bördig äldre kalkgranskogsmiljö som successivt avverkas och där få områden alltjämt är formellt skyddade. All form av hårdhänt skogsavverkning på eller i närheten av växtplatsen missgynnar arten. Artens huvudsakliga koppling till produktiva äldre granskogar med hög bonitet gör den särskilt utsatt för slutavverkning. Samtliga lokaler bör undantas från rationellt skogsbruk och få ett områdesskydd (SLU Artdatabanken, 2024; Nitare &amp; Skogsstyrelsen, 2019).</w:t>
       </w:r>
     </w:p>
     <w:p>
@@ -312,25 +294,34 @@
         <w:rPr>
           <w:b/>
         </w:rPr>
-        <w:t xml:space="preserve">Ädellav (VU) </w:t>
-      </w:r>
-      <w:r>
-        <w:t xml:space="preserve">förekommer i kulturmiljöer som lövängar och ädellövträdsdungar på inägomark, skogsmiljöer som ädellövskog samt blandskogar med asp och gran. Luftfuktigheten är alltid hög. Arten är placerad högst upp i Skogsstyrelsens värdepyramid för bedömning av skog med höga naturvärden och lokaler bör skyddas mot slutavverkning och dikning. Ädellav är typisk art för </w:t>
+        <w:t>Ryl (VU)</w:t>
+      </w:r>
+      <w:r>
+        <w:t xml:space="preserve"> påträffas i gamla ljusöppna barrskogar, främst tallskogar på väldränerade och kalkrika jordar med tunna humuslager. Vid skogsbruk måste man ta hänsyn till arten och lokaler bör undantas från kalavverkning, markberedning och skogsgödsling. På lokaler med riklig förekomst av ryl kan den sällsynta bladparasiten rylprick (EN)</w:t>
       </w:r>
       <w:r>
         <w:rPr>
           <w:i/>
         </w:rPr>
-        <w:t xml:space="preserve">9020 Nordlig ädellövskog, 9070 Trädklädd betesmark </w:t>
-      </w:r>
-      <w:r>
-        <w:t xml:space="preserve">och </w:t>
+        <w:t xml:space="preserve"> </w:t>
+      </w:r>
+      <w:r>
+        <w:t xml:space="preserve">påträffas. Parasiten bildar små svarta prickar på rylens blad. Ryl är typisk art för </w:t>
       </w:r>
       <w:r>
         <w:rPr>
           <w:i/>
         </w:rPr>
-        <w:t>9180 Ädellövskog i branter</w:t>
+        <w:t xml:space="preserve">9010 Taiga </w:t>
+      </w:r>
+      <w:r>
+        <w:t>och</w:t>
+      </w:r>
+      <w:r>
+        <w:rPr>
+          <w:i/>
+        </w:rPr>
+        <w:t xml:space="preserve"> 2180 Trädklädda dyner</w:t>
       </w:r>
       <w:r>
         <w:t xml:space="preserve"> (SLU Artdatabanken, 2026; Nitare &amp; Skogsstyrelsen, 2019).</w:t>
@@ -341,48 +332,57 @@
         <w:rPr>
           <w:b/>
         </w:rPr>
-        <w:t xml:space="preserve">Apelsinticka (NT) </w:t>
-      </w:r>
-      <w:r>
-        <w:t>växer mestadels på liggande ved av tall men även på granved. Artens ekologi och utbredning bör utredas ytterligare. Särskilt bör den eftersökas i de delar av Norrland där den ännu ej är funnen. I väntan på ytterligare detaljer om artens ståndortskrav bör fler tallskogar av naturskogskaraktär och med god tillgång på lågor sparas (SLU Artdatabanken, 2024).</w:t>
+        <w:t xml:space="preserve">Ädellav (VU) </w:t>
+      </w:r>
+      <w:r>
+        <w:t xml:space="preserve">förekommer i kulturmiljöer som lövängar och ädellövträdsdungar på inägomark, skogsmiljöer som ädellövskog samt blandskogar med asp och gran. Luftfuktigheten är alltid hög. Arten är placerad högst upp i Skogsstyrelsens värdepyramid för bedömning av skog med höga naturvärden och lokaler bör skyddas mot slutavverkning och dikning. Ädellav är typisk art för </w:t>
+      </w:r>
+      <w:r>
+        <w:rPr>
+          <w:i/>
+        </w:rPr>
+        <w:t xml:space="preserve">9020 Nordlig ädellövskog, 9070 Trädklädd betesmark </w:t>
+      </w:r>
+      <w:r>
+        <w:t xml:space="preserve">och </w:t>
+      </w:r>
+      <w:r>
+        <w:rPr>
+          <w:i/>
+        </w:rPr>
+        <w:t>9180 Ädellövskog i branter</w:t>
+      </w:r>
+      <w:r>
+        <w:t xml:space="preserve"> (SLU Artdatabanken, 2026; Nitare &amp; Skogsstyrelsen, 2019).</w:t>
       </w:r>
     </w:p>
     <w:p>
       <w:r>
         <w:rPr>
           <w:b/>
-          <w:i/>
-        </w:rPr>
-        <w:t xml:space="preserve">Blastenia relicta </w:t>
-      </w:r>
-      <w:r>
-        <w:rPr>
-          <w:b/>
-        </w:rPr>
-        <w:t>(NT)</w:t>
-      </w:r>
-      <w:r>
-        <w:t xml:space="preserve"> är en rostorangelav som växer på aspgrenar, men även på stammar på senvuxna, öppet stående träd. I södra Sverige växer den ibland på ädellövträd. Arten har i södra och mellersta Sverige minskat, sannolikt dels p.g.a. att antalet senvuxna aspar i skogsmark blivit färre. Kända lokaler bör skyddas (SLU Artdatabanken, 2026).</w:t>
+        </w:rPr>
+        <w:t xml:space="preserve">Apelsinticka (NT) </w:t>
+      </w:r>
+      <w:r>
+        <w:t>växer mestadels på liggande ved av tall men även på granved. Artens ekologi och utbredning bör utredas ytterligare. Särskilt bör den eftersökas i de delar av Norrland där den ännu ej är funnen. I väntan på ytterligare detaljer om artens ståndortskrav bör fler tallskogar av naturskogskaraktär och med god tillgång på lågor sparas (SLU Artdatabanken, 2024).</w:t>
       </w:r>
     </w:p>
     <w:p>
       <w:r>
         <w:rPr>
           <w:b/>
-        </w:rPr>
-        <w:t>Dropptaggsvamp (NT)</w:t>
-      </w:r>
-      <w:r>
-        <w:t xml:space="preserve"> bildar mykorrhiza med tall, främst i barrskog med trädkontinuitet, i magra, torra och ljusöppna lavtallskogar och i barrblandskogar med friskmossor och lingon i fältskiktet. Den totala populationen i landet har minskat och bedöms fortsätta minska till följd av slutavverkningar av tallskog. Det är högst oklart om arten långsiktigt kan etablera och reproducera sig i skogsbestånd som brukas med trakthyggesmetoder, markberedning, gödsling eller föryngring med förädlat plantmaterial. Uppfyller kriterierna för att bli rödlistad på grund av ny kunskap som visar att en större andel av populationen än tidigare bedömt är knuten till kontinuitetsbarrskog. Minskningstakten för den svenska populationen bedöms vara nära gränsvärdet för Sårbar (VU). Dropptaggsvamp är typisk art för </w:t>
-      </w:r>
-      <w:r>
-        <w:rPr>
           <w:i/>
         </w:rPr>
-        <w:t xml:space="preserve">9010 Taiga </w:t>
-      </w:r>
-      <w:r>
-        <w:t>(SLU Artdatabanken, 2026).</w:t>
+        <w:t xml:space="preserve">Blastenia relicta </w:t>
+      </w:r>
+      <w:r>
+        <w:rPr>
+          <w:b/>
+        </w:rPr>
+        <w:t>(NT)</w:t>
+      </w:r>
+      <w:r>
+        <w:t xml:space="preserve"> är en rostorangelav som växer på aspgrenar, men även på stammar på senvuxna, öppet stående träd. I södra Sverige växer den ibland på ädellövträd. Arten har i södra och mellersta Sverige minskat, sannolikt dels p.g.a. att antalet senvuxna aspar i skogsmark blivit färre. Kända lokaler bör skyddas (SLU Artdatabanken, 2026).</w:t>
       </w:r>
     </w:p>
     <w:p>
@@ -390,10 +390,19 @@
         <w:rPr>
           <w:b/>
         </w:rPr>
-        <w:t>Fjällig taggsvamp s.str. (NT)</w:t>
-      </w:r>
-      <w:r>
-        <w:t xml:space="preserve"> bildar mykorrhiza med gran i granskog och barrblandskog, främst på frisk näringsrik mark i äldre skog med lång trädkontinuitet. Den totala populationen i landet har minskat och bedöms fortsätta minska till följd av avverkning av äldre barrskogar. Minskningstakten för den svenska populationen bedöms vara nära gränsvärdet för sårbar (VU) (SLU Artdatabanken, 2026).</w:t>
+        <w:t>Dropptaggsvamp (NT)</w:t>
+      </w:r>
+      <w:r>
+        <w:t xml:space="preserve"> bildar mykorrhiza med tall, främst i barrskog med trädkontinuitet, i magra, torra och ljusöppna lavtallskogar och i barrblandskogar med friskmossor och lingon i fältskiktet. Den totala populationen i landet har minskat och bedöms fortsätta minska till följd av slutavverkningar av tallskog. Det är högst oklart om arten långsiktigt kan etablera och reproducera sig i skogsbestånd som brukas med trakthyggesmetoder, markberedning, gödsling eller föryngring med förädlat plantmaterial. Uppfyller kriterierna för att bli rödlistad på grund av ny kunskap som visar att en större andel av populationen än tidigare bedömt är knuten till kontinuitetsbarrskog. Minskningstakten för den svenska populationen bedöms vara nära gränsvärdet för Sårbar (VU). Dropptaggsvamp är typisk art för </w:t>
+      </w:r>
+      <w:r>
+        <w:rPr>
+          <w:i/>
+        </w:rPr>
+        <w:t xml:space="preserve">9010 Taiga </w:t>
+      </w:r>
+      <w:r>
+        <w:t>(SLU Artdatabanken, 2026).</w:t>
       </w:r>
     </w:p>
     <w:p>
@@ -401,37 +410,10 @@
         <w:rPr>
           <w:b/>
         </w:rPr>
-        <w:t xml:space="preserve">Gammelekslav (NT) </w:t>
-      </w:r>
-      <w:r>
-        <w:t>är en mycket exklusiv lav som</w:t>
-      </w:r>
-      <w:r>
-        <w:rPr>
-          <w:b/>
-        </w:rPr>
-        <w:t xml:space="preserve"> </w:t>
-      </w:r>
-      <w:r>
-        <w:t xml:space="preserve">växer på grova ekar i halvöppet läge med hög luftfuktighet. Lämpliga ekar nyskapas i mycket begränsad omfattning. Arten är placerad högst upp i Skogsstyrelsens värdepyramid för bedömning av skog med höga naturvärden. Håll öppet kring ekjättarnas ömtåliga och konkurrenskänsliga kronor. Särskilt rika lokaler med gammelekslav måste skyddas. Gammelekslav är typisk art för </w:t>
-      </w:r>
-      <w:r>
-        <w:rPr>
-          <w:i/>
-        </w:rPr>
-        <w:t xml:space="preserve">9160 Näringsrik ekskog </w:t>
-      </w:r>
-      <w:r>
-        <w:t xml:space="preserve">och </w:t>
-      </w:r>
-      <w:r>
-        <w:rPr>
-          <w:i/>
-        </w:rPr>
-        <w:t>9070 Trädklädd betesmark</w:t>
-      </w:r>
-      <w:r>
-        <w:t xml:space="preserve"> (SLU Artdatabanken, 2024; Nitare &amp; Skogsstyrelsen, 2019).</w:t>
+        <w:t>Fjällig taggsvamp s.str. (NT)</w:t>
+      </w:r>
+      <w:r>
+        <w:t xml:space="preserve"> bildar mykorrhiza med gran i granskog och barrblandskog, främst på frisk näringsrik mark i äldre skog med lång trädkontinuitet. Den totala populationen i landet har minskat och bedöms fortsätta minska till följd av avverkning av äldre barrskogar. Minskningstakten för den svenska populationen bedöms vara nära gränsvärdet för sårbar (VU) (SLU Artdatabanken, 2026).</w:t>
       </w:r>
     </w:p>
     <w:p>
@@ -439,19 +421,37 @@
         <w:rPr>
           <w:b/>
         </w:rPr>
-        <w:t>Kryddspindling (NT)</w:t>
-      </w:r>
-      <w:r>
-        <w:t xml:space="preserve"> signalerar örtrika granskogar som normalt har höga naturvärden. Oftast växer den i äldre granskog på kalkrikt underlag och svampen är en mycket användbar signalart för denna miljö. Den utgör en viktig karaktärsart för all äldre kalkbarrskog med lång trädkontinuitet av gran. På lokalerna förekommer nästan alltid många ovanliga och rödlistade arter. Den totala populationen i landet har minskat och bedöms fortsätta minska till följd av avverkning av äldre barrskogar. Kryddspindling är typisk art för </w:t>
+        <w:t xml:space="preserve">Gammelekslav (NT) </w:t>
+      </w:r>
+      <w:r>
+        <w:t>är en mycket exklusiv lav som</w:t>
+      </w:r>
+      <w:r>
+        <w:rPr>
+          <w:b/>
+        </w:rPr>
+        <w:t xml:space="preserve"> </w:t>
+      </w:r>
+      <w:r>
+        <w:t xml:space="preserve">växer på grova ekar i halvöppet läge med hög luftfuktighet. Lämpliga ekar nyskapas i mycket begränsad omfattning. Arten är placerad högst upp i Skogsstyrelsens värdepyramid för bedömning av skog med höga naturvärden. Håll öppet kring ekjättarnas ömtåliga och konkurrenskänsliga kronor. Särskilt rika lokaler med gammelekslav måste skyddas. Gammelekslav är typisk art för </w:t>
       </w:r>
       <w:r>
         <w:rPr>
           <w:i/>
         </w:rPr>
-        <w:t xml:space="preserve">9050 Näringsrik granskog </w:t>
-      </w:r>
-      <w:r>
-        <w:t>(Nitare &amp; Skogsstyrelsen, 2000; SLU Artdatabanken, 2026).</w:t>
+        <w:t xml:space="preserve">9160 Näringsrik ekskog </w:t>
+      </w:r>
+      <w:r>
+        <w:t xml:space="preserve">och </w:t>
+      </w:r>
+      <w:r>
+        <w:rPr>
+          <w:i/>
+        </w:rPr>
+        <w:t>9070 Trädklädd betesmark</w:t>
+      </w:r>
+      <w:r>
+        <w:t xml:space="preserve"> (SLU Artdatabanken, 2024; Nitare &amp; Skogsstyrelsen, 2019).</w:t>
       </w:r>
     </w:p>
     <w:p>
@@ -459,19 +459,19 @@
         <w:rPr>
           <w:b/>
         </w:rPr>
-        <w:t xml:space="preserve">Motaggsvamp (NT) </w:t>
-      </w:r>
-      <w:r>
-        <w:t xml:space="preserve">bildar mykorrhiza med tall i tallskog och hittas huvudsakligen i äldre, glesare skogsbestånd och hällmarksimpediment. Arten hotas främst av skogsavverkning och tycks försvinna efter slutavverkning, markberedning och plantering. Motaggsvamp är typisk art för </w:t>
+        <w:t>Kryddspindling (NT)</w:t>
+      </w:r>
+      <w:r>
+        <w:t xml:space="preserve"> signalerar örtrika granskogar som normalt har höga naturvärden. Oftast växer den i äldre granskog på kalkrikt underlag och svampen är en mycket användbar signalart för denna miljö. Den utgör en viktig karaktärsart för all äldre kalkbarrskog med lång trädkontinuitet av gran. På lokalerna förekommer nästan alltid många ovanliga och rödlistade arter. Den totala populationen i landet har minskat och bedöms fortsätta minska till följd av avverkning av äldre barrskogar. Kryddspindling är typisk art för </w:t>
       </w:r>
       <w:r>
         <w:rPr>
           <w:i/>
         </w:rPr>
-        <w:t>9010 Taiga</w:t>
-      </w:r>
-      <w:r>
-        <w:t xml:space="preserve"> (SLU Artdatabanken, 2024).</w:t>
+        <w:t xml:space="preserve">9050 Näringsrik granskog </w:t>
+      </w:r>
+      <w:r>
+        <w:t>(Nitare &amp; Skogsstyrelsen, 2000; SLU Artdatabanken, 2026).</w:t>
       </w:r>
     </w:p>
     <w:p>
@@ -479,10 +479,10 @@
         <w:rPr>
           <w:b/>
         </w:rPr>
-        <w:t xml:space="preserve">Orange taggsvamp (NT) </w:t>
-      </w:r>
-      <w:r>
-        <w:t xml:space="preserve">bildar mykorrhiza med både gran och tall och den förekommer främst i äldre barrskogar med kontinuitetsskogskaraktär. Mest frekvent är den i äldre mossrik granskog, men då bara i skogar inom granens naturliga utbredningsområde och i bestånd med långvarig grankontinuitet. Den totala populationen i landet bedöms ha minskat kraftigt och fortsatt kommer att minska då arten är knuten till en produktiv skogsmiljö som successivt avverkas. Arten hotas främst av skogsavverkning och tycks försvinna efter slutavverkning, markberedning och plantering och det är inte känt att arten har återkommit i anlagd skog på tidigare kalmark. Orange taggsvamp är typisk art för </w:t>
+        <w:t xml:space="preserve">Motaggsvamp (NT) </w:t>
+      </w:r>
+      <w:r>
+        <w:t xml:space="preserve">bildar mykorrhiza med tall i tallskog och hittas huvudsakligen i äldre, glesare skogsbestånd och hällmarksimpediment. Arten hotas främst av skogsavverkning och tycks försvinna efter slutavverkning, markberedning och plantering. Motaggsvamp är typisk art för </w:t>
       </w:r>
       <w:r>
         <w:rPr>
@@ -499,10 +499,19 @@
         <w:rPr>
           <w:b/>
         </w:rPr>
-        <w:t xml:space="preserve">Skarp dropptaggsvamp (NT) </w:t>
-      </w:r>
-      <w:r>
-        <w:t>bildar mykorrhiza med både gran och tall, främst i barrskogar med trädkontinuitet. Arten uppträder dels i näringsrik kalkbarrskog och dels i sur lavtallskog. Kalkbarrskogarna är ofta grandominerade, olikåldriga och skiktade på frisk mark med ett örtrikt vegetationsskikt. Lavtallskogarna är i regel magra, torra, ljusöppna och ofta brandpräglade. Den totala populationen i landet har minskat och bedöms fortsätta minska till följd av avverkning av äldre barrskogar. Arten har begränsad förmåga att återetablera sig efter slutavverkning eller andra storskaliga skogsbruksåtgärder. Det saknas indikationer på att arten långsiktigt kan etablera eller reproducera sig i skogsbestånd som brukas med metoder som trakthyggesbruk, markberedning, gödsling eller föryngring med förädlat plantmaterial. Minskningstakten för den svenska populationen bedöms vara nära gränsvärdet för Sårbar (VU) (SLU Artdatabanken, 2026).</w:t>
+        <w:t xml:space="preserve">Orange taggsvamp (NT) </w:t>
+      </w:r>
+      <w:r>
+        <w:t xml:space="preserve">bildar mykorrhiza med både gran och tall och den förekommer främst i äldre barrskogar med kontinuitetsskogskaraktär. Mest frekvent är den i äldre mossrik granskog, men då bara i skogar inom granens naturliga utbredningsområde och i bestånd med långvarig grankontinuitet. Den totala populationen i landet bedöms ha minskat kraftigt och fortsatt kommer att minska då arten är knuten till en produktiv skogsmiljö som successivt avverkas. Arten hotas främst av skogsavverkning och tycks försvinna efter slutavverkning, markberedning och plantering och det är inte känt att arten har återkommit i anlagd skog på tidigare kalmark. Orange taggsvamp är typisk art för </w:t>
+      </w:r>
+      <w:r>
+        <w:rPr>
+          <w:i/>
+        </w:rPr>
+        <w:t>9010 Taiga</w:t>
+      </w:r>
+      <w:r>
+        <w:t xml:space="preserve"> (SLU Artdatabanken, 2024).</w:t>
       </w:r>
     </w:p>
     <w:p>
@@ -510,28 +519,10 @@
         <w:rPr>
           <w:b/>
         </w:rPr>
-        <w:t xml:space="preserve">Tallticka (NT) </w:t>
-      </w:r>
-      <w:r>
-        <w:t xml:space="preserve">uppträder först på tallar som är 100–150 år gamla men är vanligast på träd som är runt 150–200 år eller äldre. I skogslandskapet är den främst knuten till tallnaturskogar och restbiotoper med biologiskt gamla träd och signalerar vanligtvis skyddsvärda tallbestånd med höga naturvärden. Tallticka är typisk art för </w:t>
-      </w:r>
-      <w:r>
-        <w:rPr>
-          <w:i/>
-        </w:rPr>
-        <w:t xml:space="preserve">9010 Taiga </w:t>
-      </w:r>
-      <w:r>
-        <w:t xml:space="preserve">och </w:t>
-      </w:r>
-      <w:r>
-        <w:rPr>
-          <w:i/>
-        </w:rPr>
-        <w:t>9060 Åsbarrskog</w:t>
-      </w:r>
-      <w:r>
-        <w:t xml:space="preserve"> (SLU Artdatabanken, 2023; Nitare &amp; Skogsstyrelsen, 2019).</w:t>
+        <w:t xml:space="preserve">Skarp dropptaggsvamp (NT) </w:t>
+      </w:r>
+      <w:r>
+        <w:t>bildar mykorrhiza med både gran och tall, främst i barrskogar med trädkontinuitet. Arten uppträder dels i näringsrik kalkbarrskog och dels i sur lavtallskog. Kalkbarrskogarna är ofta grandominerade, olikåldriga och skiktade på frisk mark med ett örtrikt vegetationsskikt. Lavtallskogarna är i regel magra, torra, ljusöppna och ofta brandpräglade. Den totala populationen i landet har minskat och bedöms fortsätta minska till följd av avverkning av äldre barrskogar. Arten har begränsad förmåga att återetablera sig efter slutavverkning eller andra storskaliga skogsbruksåtgärder. Det saknas indikationer på att arten långsiktigt kan etablera eller reproducera sig i skogsbestånd som brukas med metoder som trakthyggesbruk, markberedning, gödsling eller föryngring med förädlat plantmaterial. Minskningstakten för den svenska populationen bedöms vara nära gränsvärdet för Sårbar (VU) (SLU Artdatabanken, 2026).</w:t>
       </w:r>
     </w:p>
     <w:p>
@@ -539,10 +530,28 @@
         <w:rPr>
           <w:b/>
         </w:rPr>
-        <w:t>Talltita (NT, §4)</w:t>
-      </w:r>
-      <w:r>
-        <w:t>, rödlistad som nära hotad och prioriterad art i Skogsvårdslagen, har häckningsrevir i anmälan. Arten har minskat kraftigt de senaste 30 åren och minskningstakten innevarande 10-årsperiod beräknas till 20 (10–30) %. Talltitan är synnerligen trogen sitt cirka 15 hektar stora revir och är beroende av flerskiktade olikåldriga skogar för att kunna föda upp sina ungar. Talltitan försvinner om dess livsmiljö kalavverkas (Eggers &amp; Low, 2014; Ekman, 1979; Griesser et al, 2007; Klein, 2020; Siffczyk et al, 2003; SLU Artdatabanken, 2021).</w:t>
+        <w:t xml:space="preserve">Tallticka (NT) </w:t>
+      </w:r>
+      <w:r>
+        <w:t xml:space="preserve">uppträder först på tallar som är 100–150 år gamla men är vanligast på träd som är runt 150–200 år eller äldre. I skogslandskapet är den främst knuten till tallnaturskogar och restbiotoper med biologiskt gamla träd och signalerar vanligtvis skyddsvärda tallbestånd med höga naturvärden. Tallticka är typisk art för </w:t>
+      </w:r>
+      <w:r>
+        <w:rPr>
+          <w:i/>
+        </w:rPr>
+        <w:t xml:space="preserve">9010 Taiga </w:t>
+      </w:r>
+      <w:r>
+        <w:t xml:space="preserve">och </w:t>
+      </w:r>
+      <w:r>
+        <w:rPr>
+          <w:i/>
+        </w:rPr>
+        <w:t>9060 Åsbarrskog</w:t>
+      </w:r>
+      <w:r>
+        <w:t xml:space="preserve"> (SLU Artdatabanken, 2023; Nitare &amp; Skogsstyrelsen, 2019).</w:t>
       </w:r>
     </w:p>
     <w:p>
@@ -550,55 +559,10 @@
         <w:rPr>
           <w:b/>
         </w:rPr>
-        <w:t>Ullticka (NT)</w:t>
-      </w:r>
-      <w:r>
-        <w:t xml:space="preserve"> är knuten till restbestånd av barrnaturskog och förekommer med ett tydligt optimum i orörda eller måttligt påverkade gamla granskogar där det föreligger viss kontinuitet av grov död ved. Ullticka är en bra signalart inom hela sitt utbredningsområde och i södra Sverige är den sällsynt och en god signalart för skyddsvärda granskogsmiljöer. Den hotas av avverkning och fragmentering av naturskog och äldre granskog med lång trädkontinuitet. På ullticka kan ibland ulltickeporing (VU) påträffas - det är en sällsynt ticka som nyligen delats upp i de tre olika arterna ulltickeporing </w:t>
-      </w:r>
-      <w:r>
-        <w:rPr>
-          <w:i/>
-        </w:rPr>
-        <w:t xml:space="preserve">Skeletocutis brevispora </w:t>
-      </w:r>
-      <w:r>
-        <w:t>(VU)</w:t>
-      </w:r>
-      <w:r>
-        <w:rPr>
-          <w:i/>
-        </w:rPr>
-        <w:t>, Skeletocutis delicata</w:t>
-      </w:r>
-      <w:r>
-        <w:t xml:space="preserve"> (VU)</w:t>
-      </w:r>
-      <w:r>
-        <w:rPr>
-          <w:i/>
-        </w:rPr>
-        <w:t xml:space="preserve"> och Skeletocutis exilis</w:t>
-      </w:r>
-      <w:r>
-        <w:t xml:space="preserve"> (NT). Ullticka är typisk art för </w:t>
-      </w:r>
-      <w:r>
-        <w:rPr>
-          <w:i/>
-        </w:rPr>
-        <w:t xml:space="preserve">9010 Taiga, 9050 Näringsrik granskog </w:t>
-      </w:r>
-      <w:r>
-        <w:t xml:space="preserve">och </w:t>
-      </w:r>
-      <w:r>
-        <w:rPr>
-          <w:i/>
-        </w:rPr>
-        <w:t>9030 Landhöjningsskog</w:t>
-      </w:r>
-      <w:r>
-        <w:t xml:space="preserve"> (SLU Artdatabanken, 2026; Nitare &amp; Skogsstyrelsen, 2019; Miettinen &amp; Niemelä, 2018).</w:t>
+        <w:t>Talltita (NT, §4)</w:t>
+      </w:r>
+      <w:r>
+        <w:t>, rödlistad som nära hotad och prioriterad art i Skogsvårdslagen, har häckningsrevir i anmälan. Arten har minskat kraftigt de senaste 30 åren och minskningstakten innevarande 10-årsperiod beräknas till 20 (10–30) %. Talltitan är synnerligen trogen sitt cirka 15 hektar stora revir och är beroende av flerskiktade olikåldriga skogar för att kunna föda upp sina ungar. Talltitan försvinner om dess livsmiljö kalavverkas (Eggers &amp; Low, 2014; Ekman, 1979; Griesser et al, 2007; Klein, 2020; Siffczyk et al, 2003; SLU Artdatabanken, 2021).</w:t>
       </w:r>
     </w:p>
     <w:p>
@@ -606,19 +570,55 @@
         <w:rPr>
           <w:b/>
         </w:rPr>
-        <w:t>Vedskivlav (NT)</w:t>
-      </w:r>
-      <w:r>
-        <w:t xml:space="preserve"> växer på gammal, torr, exponerad, hård kärnved av framförallt tall i naturskogsartade bestånd. Avverkning av tallskog av naturskogskaraktär med spår av återkommande bränder är ett hot. Mängden lämplig ved att växa på för vedskivlav minskar, dels på grund av naturlig nedbrytning men framförallt på grund av att de förstörs i samband med slutavverkningar, gallringar och markberedning. Tall- och blandbarrskogar av naturskogskaraktär med spår av återkommande bränder bör skyddas. Vedskivlav är typisk art för </w:t>
+        <w:t>Ullticka (NT)</w:t>
+      </w:r>
+      <w:r>
+        <w:t xml:space="preserve"> är knuten till restbestånd av barrnaturskog och förekommer med ett tydligt optimum i orörda eller måttligt påverkade gamla granskogar där det föreligger viss kontinuitet av grov död ved. Ullticka är en bra signalart inom hela sitt utbredningsområde och i södra Sverige är den sällsynt och en god signalart för skyddsvärda granskogsmiljöer. Den hotas av avverkning och fragmentering av naturskog och äldre granskog med lång trädkontinuitet. På ullticka kan ibland ulltickeporing (VU) påträffas - det är en sällsynt ticka som nyligen delats upp i de tre olika arterna ulltickeporing </w:t>
       </w:r>
       <w:r>
         <w:rPr>
           <w:i/>
         </w:rPr>
-        <w:t>9010 Taiga</w:t>
-      </w:r>
-      <w:r>
-        <w:t xml:space="preserve"> (SLU Artdatabanken, 2024).</w:t>
+        <w:t xml:space="preserve">Skeletocutis brevispora </w:t>
+      </w:r>
+      <w:r>
+        <w:t>(VU)</w:t>
+      </w:r>
+      <w:r>
+        <w:rPr>
+          <w:i/>
+        </w:rPr>
+        <w:t>, Skeletocutis delicata</w:t>
+      </w:r>
+      <w:r>
+        <w:t xml:space="preserve"> (VU)</w:t>
+      </w:r>
+      <w:r>
+        <w:rPr>
+          <w:i/>
+        </w:rPr>
+        <w:t xml:space="preserve"> och Skeletocutis exilis</w:t>
+      </w:r>
+      <w:r>
+        <w:t xml:space="preserve"> (NT). Ullticka är typisk art för </w:t>
+      </w:r>
+      <w:r>
+        <w:rPr>
+          <w:i/>
+        </w:rPr>
+        <w:t xml:space="preserve">9010 Taiga, 9050 Näringsrik granskog </w:t>
+      </w:r>
+      <w:r>
+        <w:t xml:space="preserve">och </w:t>
+      </w:r>
+      <w:r>
+        <w:rPr>
+          <w:i/>
+        </w:rPr>
+        <w:t>9030 Landhöjningsskog</w:t>
+      </w:r>
+      <w:r>
+        <w:t xml:space="preserve"> (SLU Artdatabanken, 2026; Nitare &amp; Skogsstyrelsen, 2019; Miettinen &amp; Niemelä, 2018).</w:t>
       </w:r>
     </w:p>
     <w:p>
@@ -626,10 +626,10 @@
         <w:rPr>
           <w:b/>
         </w:rPr>
-        <w:t xml:space="preserve">Vedtrappmossa (NT) </w:t>
-      </w:r>
-      <w:r>
-        <w:t xml:space="preserve">växer på död ved, främst i gammal granskog. Den förekommer knappast alls i fjällnära barrskogar utan finns i skogslandskapet nedom fjällen och framför allt i landets södra delar är den en mycket bra signalart för barrnaturskog med höga naturvärden. Skogsavverkning och brist på grov död ved i skogen är de allvarligaste hoten och den överlever inte kalhyggesbruk. Lokaler med sluten granskog, tillräckligt stora för att säkerställa ett kontinuerligt tillskott på grova lågor, bör undantas från storskaligt skogsbruk. Vedtrappmossa är typisk art för </w:t>
+        <w:t>Vedskivlav (NT)</w:t>
+      </w:r>
+      <w:r>
+        <w:t xml:space="preserve"> växer på gammal, torr, exponerad, hård kärnved av framförallt tall i naturskogsartade bestånd. Avverkning av tallskog av naturskogskaraktär med spår av återkommande bränder är ett hot. Mängden lämplig ved att växa på för vedskivlav minskar, dels på grund av naturlig nedbrytning men framförallt på grund av att de förstörs i samband med slutavverkningar, gallringar och markberedning. Tall- och blandbarrskogar av naturskogskaraktär med spår av återkommande bränder bör skyddas. Vedskivlav är typisk art för </w:t>
       </w:r>
       <w:r>
         <w:rPr>
@@ -646,10 +646,19 @@
         <w:rPr>
           <w:b/>
         </w:rPr>
-        <w:t>Vit vedfingersvamp (NT)</w:t>
-      </w:r>
-      <w:r>
-        <w:t xml:space="preserve"> växer på murken lövved, främst grova och barklösa asplågor. Svampen indikerar sena aspsuccessioner inom områden med konstant hög luftfuktighet. Raviner, bergrötter och liknande platser med skuggiga förhållanden och fuktig mark med ett stort inslag av lövträd är exempel på biotoper där vit vedfingersvamp ofta växer och dessa bör undantas från skogsbruk (SLU Artdatabanken, 2024; Nitare &amp; Skogsstyrelsen, 2019).</w:t>
+        <w:t xml:space="preserve">Vedtrappmossa (NT) </w:t>
+      </w:r>
+      <w:r>
+        <w:t xml:space="preserve">växer på död ved, främst i gammal granskog. Den förekommer knappast alls i fjällnära barrskogar utan finns i skogslandskapet nedom fjällen och framför allt i landets södra delar är den en mycket bra signalart för barrnaturskog med höga naturvärden. Skogsavverkning och brist på grov död ved i skogen är de allvarligaste hoten och den överlever inte kalhyggesbruk. Lokaler med sluten granskog, tillräckligt stora för att säkerställa ett kontinuerligt tillskott på grova lågor, bör undantas från storskaligt skogsbruk. Vedtrappmossa är typisk art för </w:t>
+      </w:r>
+      <w:r>
+        <w:rPr>
+          <w:i/>
+        </w:rPr>
+        <w:t>9010 Taiga</w:t>
+      </w:r>
+      <w:r>
+        <w:t xml:space="preserve"> (SLU Artdatabanken, 2024).</w:t>
       </w:r>
     </w:p>
     <w:p>
@@ -657,28 +666,10 @@
         <w:rPr>
           <w:b/>
         </w:rPr>
-        <w:t>Barkticka</w:t>
-      </w:r>
-      <w:r>
-        <w:t xml:space="preserve"> är en vednedbrytare som växer på barken av döda lövträd, främst asp, men någon gång även på björk eller andra trädslag. På sina växtplatser förekommer den gärna tillsammans med flera ovanliga och rödlistade arter, till exempel olika insekter. Barkticka är typisk art för </w:t>
-      </w:r>
-      <w:r>
-        <w:rPr>
-          <w:i/>
-        </w:rPr>
-        <w:t xml:space="preserve">9010 Taiga </w:t>
-      </w:r>
-      <w:r>
-        <w:t xml:space="preserve">och </w:t>
-      </w:r>
-      <w:r>
-        <w:rPr>
-          <w:i/>
-        </w:rPr>
-        <w:t>9030 Landhöjningsskog</w:t>
-      </w:r>
-      <w:r>
-        <w:t xml:space="preserve"> (SLU Artdatabanken, 2025; Nitare &amp; Skogsstyrelsen, 2019).</w:t>
+        <w:t>Vit vedfingersvamp (NT)</w:t>
+      </w:r>
+      <w:r>
+        <w:t xml:space="preserve"> växer på murken lövved, främst grova och barklösa asplågor. Svampen indikerar sena aspsuccessioner inom områden med konstant hög luftfuktighet. Raviner, bergrötter och liknande platser med skuggiga förhållanden och fuktig mark med ett stort inslag av lövträd är exempel på biotoper där vit vedfingersvamp ofta växer och dessa bör undantas från skogsbruk (SLU Artdatabanken, 2024; Nitare &amp; Skogsstyrelsen, 2019).</w:t>
       </w:r>
     </w:p>
     <w:p>
@@ -686,10 +677,19 @@
         <w:rPr>
           <w:b/>
         </w:rPr>
-        <w:t xml:space="preserve">Blodticka </w:t>
-      </w:r>
-      <w:r>
-        <w:t xml:space="preserve">är i norra Sverige främst knuten till grova granlågor i urskogsartad barrskog, men förekommer ibland även på klenare granar i anslutning till bäckar och sumpskogar. Den är en bra indikator på granskogar med höga naturvärden och oftast förekommer den tillsammans med ett stort antal ovanliga och rödlistade arter. I södra Sverige växer den framför allt på tall och har då ett lägre signalvärde. Blodticka är typisk art för </w:t>
+        <w:t>Barkticka</w:t>
+      </w:r>
+      <w:r>
+        <w:t xml:space="preserve"> är en vednedbrytare som växer på barken av döda lövträd, främst asp, men någon gång även på björk eller andra trädslag. På sina växtplatser förekommer den gärna tillsammans med flera ovanliga och rödlistade arter, till exempel olika insekter. Barkticka är typisk art för </w:t>
+      </w:r>
+      <w:r>
+        <w:rPr>
+          <w:i/>
+        </w:rPr>
+        <w:t xml:space="preserve">9010 Taiga </w:t>
+      </w:r>
+      <w:r>
+        <w:t xml:space="preserve">och </w:t>
       </w:r>
       <w:r>
         <w:rPr>
@@ -706,25 +706,16 @@
         <w:rPr>
           <w:b/>
         </w:rPr>
-        <w:t xml:space="preserve">Blåmossa </w:t>
-      </w:r>
-      <w:r>
-        <w:t xml:space="preserve">har karaktäristiska kuddar som är lätta att se på långt håll. Mycket stora kuddar, större än 0,5 meter i höjd, indikerar höga naturvärden där skogen har en lång period av orördhet oh stabila miljöförhållanden. Mossan växer under gynnsamma omständigheter cirka 1 centimeter per år och stora kuddar kan därför indirekt visa att lokalen varit lämplig under en lång tid. Blåmossa är typisk art för </w:t>
+        <w:t xml:space="preserve">Blodticka </w:t>
+      </w:r>
+      <w:r>
+        <w:t xml:space="preserve">är i norra Sverige främst knuten till grova granlågor i urskogsartad barrskog, men förekommer ibland även på klenare granar i anslutning till bäckar och sumpskogar. Den är en bra indikator på granskogar med höga naturvärden och oftast förekommer den tillsammans med ett stort antal ovanliga och rödlistade arter. I södra Sverige växer den framför allt på tall och har då ett lägre signalvärde. Blodticka är typisk art för </w:t>
       </w:r>
       <w:r>
         <w:rPr>
           <w:i/>
         </w:rPr>
-        <w:t>9010 Taiga, 9080 Lövsumpskog</w:t>
-      </w:r>
-      <w:r>
-        <w:t xml:space="preserve"> och </w:t>
-      </w:r>
-      <w:r>
-        <w:rPr>
-          <w:i/>
-        </w:rPr>
-        <w:t>9750 Svämlövskog</w:t>
+        <w:t>9030 Landhöjningsskog</w:t>
       </w:r>
       <w:r>
         <w:t xml:space="preserve"> (SLU Artdatabanken, 2025; Nitare &amp; Skogsstyrelsen, 2019).</w:t>
@@ -735,10 +726,28 @@
         <w:rPr>
           <w:b/>
         </w:rPr>
-        <w:t xml:space="preserve">Brandticka </w:t>
-      </w:r>
-      <w:r>
-        <w:t>förekommer främst i olikåldrig fuktig granskog med mycket död ved, ofta i kärrkanter eller vid bäckar på lokaler med hög luftfuktighet. Växer huvudsakligen på grova granlågor, någon enstaka gång på tall, asp eller björk, och verkar knuten till ved som först rötats av klibbticka. Arten var tidigare rödlistad men en sentida ökning, bland annat i barkborreangripna granplanteringar i sydligaste Skandinavien har förändrat hotbilden. Populationen i landet kan påverkas negativt av kalavverkning och ett skogsbruk som innebär att mängden grova granlågor minskar. Även dikning och gallring som leder till ett torrare mikroklimat på växtplatserna kan ha negativ inverkan. För att säkerställa en gynnsam bevarandestatus på sikt bör områdesskydd av artens livsmiljöer upprättas på ett sätt som tryggar livskraftiga populationer på landskapsnivå. Vid skogsbruk bör grov död ved och skyddszoner vid kärr och vattendrag lämnas, och träd tillåtas åldras och dö på ett sätt som skapar kontinuerlig tillgång på livsmiljöer (SLU Artdatabanken, 2025).</w:t>
+        <w:t xml:space="preserve">Blåmossa </w:t>
+      </w:r>
+      <w:r>
+        <w:t xml:space="preserve">har karaktäristiska kuddar som är lätta att se på långt håll. Mycket stora kuddar, större än 0,5 meter i höjd, indikerar höga naturvärden där skogen har en lång period av orördhet oh stabila miljöförhållanden. Mossan växer under gynnsamma omständigheter cirka 1 centimeter per år och stora kuddar kan därför indirekt visa att lokalen varit lämplig under en lång tid. Blåmossa är typisk art för </w:t>
+      </w:r>
+      <w:r>
+        <w:rPr>
+          <w:i/>
+        </w:rPr>
+        <w:t>9010 Taiga, 9080 Lövsumpskog</w:t>
+      </w:r>
+      <w:r>
+        <w:t xml:space="preserve"> och </w:t>
+      </w:r>
+      <w:r>
+        <w:rPr>
+          <w:i/>
+        </w:rPr>
+        <w:t>9750 Svämlövskog</w:t>
+      </w:r>
+      <w:r>
+        <w:t xml:space="preserve"> (SLU Artdatabanken, 2025; Nitare &amp; Skogsstyrelsen, 2019).</w:t>
       </w:r>
     </w:p>
     <w:p>
@@ -746,19 +755,10 @@
         <w:rPr>
           <w:b/>
         </w:rPr>
-        <w:t>Bronshjon</w:t>
-      </w:r>
-      <w:r>
-        <w:t xml:space="preserve"> är en skalbagge vars larvutveckling sker under grov bark på stammar av döda eller döende barrträd, främst gran, i mindre omfattning tall. Arten är knuten till äldre, naturskogslik granskog med inslag av torkande träd. Bronshjon är typisk art för </w:t>
-      </w:r>
-      <w:r>
-        <w:rPr>
-          <w:i/>
-        </w:rPr>
-        <w:t>9010 Taiga</w:t>
-      </w:r>
-      <w:r>
-        <w:t xml:space="preserve"> (SLU Artdatabanken, 2025).</w:t>
+        <w:t xml:space="preserve">Brandticka </w:t>
+      </w:r>
+      <w:r>
+        <w:t>förekommer främst i olikåldrig fuktig granskog med mycket död ved, ofta i kärrkanter eller vid bäckar på lokaler med hög luftfuktighet. Växer huvudsakligen på grova granlågor, någon enstaka gång på tall, asp eller björk, och verkar knuten till ved som först rötats av klibbticka. Arten var tidigare rödlistad men en sentida ökning, bland annat i barkborreangripna granplanteringar i sydligaste Skandinavien har förändrat hotbilden. Populationen i landet kan påverkas negativt av kalavverkning och ett skogsbruk som innebär att mängden grova granlågor minskar. Även dikning och gallring som leder till ett torrare mikroklimat på växtplatserna kan ha negativ inverkan. För att säkerställa en gynnsam bevarandestatus på sikt bör områdesskydd av artens livsmiljöer upprättas på ett sätt som tryggar livskraftiga populationer på landskapsnivå. Vid skogsbruk bör grov död ved och skyddszoner vid kärr och vattendrag lämnas, och träd tillåtas åldras och dö på ett sätt som skapar kontinuerlig tillgång på livsmiljöer (SLU Artdatabanken, 2025).</w:t>
       </w:r>
     </w:p>
     <w:p>
@@ -766,28 +766,19 @@
         <w:rPr>
           <w:b/>
         </w:rPr>
-        <w:t>Fällmossa</w:t>
-      </w:r>
-      <w:r>
-        <w:t xml:space="preserve"> indikerar i stort sett alltid områden med höga naturvärden, skog med lång kontinuitet, gamla träd, hög luftfuktighet och stabila förhållanden. Sporkapslar finnar man enbart på extra skyddsvärda lokaler. Fällmossa är typisk art för </w:t>
+        <w:t>Bronshjon</w:t>
+      </w:r>
+      <w:r>
+        <w:t xml:space="preserve"> är en skalbagge vars larvutveckling sker under grov bark på stammar av döda eller döende barrträd, främst gran, i mindre omfattning tall. Arten är knuten till äldre, naturskogslik granskog med inslag av torkande träd. Bronshjon är typisk art för </w:t>
       </w:r>
       <w:r>
         <w:rPr>
           <w:i/>
         </w:rPr>
-        <w:t xml:space="preserve">9020 Nordlig ädellövskog, 9110 Näringsfattig bokskog, 9130 Näringsrik bokskog, 9160 Näringsrik ekskog, 9180 Ädellövskog i branter </w:t>
-      </w:r>
-      <w:r>
-        <w:t>och</w:t>
-      </w:r>
-      <w:r>
-        <w:rPr>
-          <w:i/>
-        </w:rPr>
-        <w:t xml:space="preserve"> 9190 Näringsfattig ekskog</w:t>
-      </w:r>
-      <w:r>
-        <w:t xml:space="preserve"> (SLU Artdatabanken, 2024; Nitare &amp; Skogsstyrelsen, 2019).</w:t>
+        <w:t>9010 Taiga</w:t>
+      </w:r>
+      <w:r>
+        <w:t xml:space="preserve"> (SLU Artdatabanken, 2025).</w:t>
       </w:r>
     </w:p>
     <w:p>
@@ -795,19 +786,28 @@
         <w:rPr>
           <w:b/>
         </w:rPr>
-        <w:t xml:space="preserve">Granbarkgnagare </w:t>
-      </w:r>
-      <w:r>
-        <w:t xml:space="preserve">är en skalbagge vars larvutveckling sker i den tjocka ytterbarken på gamla och mycket grova levande granar. Man lägger lätt märke till angreppen på träden eftersom flera grova kläckhål ligger ganska tätt intill varandra på de grövre barkåsarna. Kläckhålen är runda och ca 1,5 mm breda. Granbarkgnagare är typisk art för </w:t>
+        <w:t>Fällmossa</w:t>
+      </w:r>
+      <w:r>
+        <w:t xml:space="preserve"> indikerar i stort sett alltid områden med höga naturvärden, skog med lång kontinuitet, gamla träd, hög luftfuktighet och stabila förhållanden. Sporkapslar finnar man enbart på extra skyddsvärda lokaler. Fällmossa är typisk art för </w:t>
       </w:r>
       <w:r>
         <w:rPr>
           <w:i/>
         </w:rPr>
-        <w:t xml:space="preserve">9010 Taiga </w:t>
-      </w:r>
-      <w:r>
-        <w:t>(Ehnström, 2002; SLU Artdatabanken, 2025).</w:t>
+        <w:t xml:space="preserve">9020 Nordlig ädellövskog, 9110 Näringsfattig bokskog, 9130 Näringsrik bokskog, 9160 Näringsrik ekskog, 9180 Ädellövskog i branter </w:t>
+      </w:r>
+      <w:r>
+        <w:t>och</w:t>
+      </w:r>
+      <w:r>
+        <w:rPr>
+          <w:i/>
+        </w:rPr>
+        <w:t xml:space="preserve"> 9190 Näringsfattig ekskog</w:t>
+      </w:r>
+      <w:r>
+        <w:t xml:space="preserve"> (SLU Artdatabanken, 2024; Nitare &amp; Skogsstyrelsen, 2019).</w:t>
       </w:r>
     </w:p>
     <w:p>
@@ -815,28 +815,19 @@
         <w:rPr>
           <w:b/>
         </w:rPr>
-        <w:t xml:space="preserve">Grönpyrola </w:t>
-      </w:r>
-      <w:r>
-        <w:t xml:space="preserve">växer främst på sandig, torr eller frisk mark i äldre barrskog, ofta på isälvsmaterial såsom sand och grus. Den påträffas främst i äldre naturligt uppkomna barrskogar, exempelvis på tallmoar, i åssluttningar, dyner och rasbranter. Arten är känslig för skogsbruksmetoder såsom slutavverkning och markberedning. Grönpyrola är typisk art för </w:t>
+        <w:t xml:space="preserve">Granbarkgnagare </w:t>
+      </w:r>
+      <w:r>
+        <w:t xml:space="preserve">är en skalbagge vars larvutveckling sker i den tjocka ytterbarken på gamla och mycket grova levande granar. Man lägger lätt märke till angreppen på träden eftersom flera grova kläckhål ligger ganska tätt intill varandra på de grövre barkåsarna. Kläckhålen är runda och ca 1,5 mm breda. Granbarkgnagare är typisk art för </w:t>
       </w:r>
       <w:r>
         <w:rPr>
           <w:i/>
         </w:rPr>
-        <w:t>9010 Taiga, 9060 Åsbarrskog</w:t>
-      </w:r>
-      <w:r>
-        <w:t xml:space="preserve"> och</w:t>
-      </w:r>
-      <w:r>
-        <w:rPr>
-          <w:i/>
-        </w:rPr>
-        <w:t xml:space="preserve"> 1610 Åsöar i Östersjön </w:t>
-      </w:r>
-      <w:r>
-        <w:t>(Nitare &amp; Skogsstyrelsen, 2019; SLU Artdatabanken, 2025).</w:t>
+        <w:t xml:space="preserve">9010 Taiga </w:t>
+      </w:r>
+      <w:r>
+        <w:t>(Ehnström, 2002; SLU Artdatabanken, 2025).</w:t>
       </w:r>
     </w:p>
     <w:p>
@@ -844,16 +835,16 @@
         <w:rPr>
           <w:b/>
         </w:rPr>
-        <w:t>Gulnål</w:t>
-      </w:r>
-      <w:r>
-        <w:t xml:space="preserve"> växer mest på murknande lövträdsved och barrträdsved och förekommer i skuggiga miljöer med hög luftfuktighet. I södra Sverige är den en relativt bra signal på biotoper med höga naturvärden och följs ofta av sällsynta arter. Gulnål är typisk art för </w:t>
+        <w:t xml:space="preserve">Grönpyrola </w:t>
+      </w:r>
+      <w:r>
+        <w:t xml:space="preserve">växer främst på sandig, torr eller frisk mark i äldre barrskog, ofta på isälvsmaterial såsom sand och grus. Den påträffas främst i äldre naturligt uppkomna barrskogar, exempelvis på tallmoar, i åssluttningar, dyner och rasbranter. Arten är känslig för skogsbruksmetoder såsom slutavverkning och markberedning. Grönpyrola är typisk art för </w:t>
       </w:r>
       <w:r>
         <w:rPr>
           <w:i/>
         </w:rPr>
-        <w:t>9110 Näringsfattig bokskog</w:t>
+        <w:t>9010 Taiga, 9060 Åsbarrskog</w:t>
       </w:r>
       <w:r>
         <w:t xml:space="preserve"> och</w:t>
@@ -862,7 +853,7 @@
         <w:rPr>
           <w:i/>
         </w:rPr>
-        <w:t xml:space="preserve"> 9130 Näringsrik bokskog </w:t>
+        <w:t xml:space="preserve"> 1610 Åsöar i Östersjön </w:t>
       </w:r>
       <w:r>
         <w:t>(Nitare &amp; Skogsstyrelsen, 2019; SLU Artdatabanken, 2025).</w:t>
@@ -873,25 +864,25 @@
         <w:rPr>
           <w:b/>
         </w:rPr>
-        <w:t>Hasselticka</w:t>
-      </w:r>
-      <w:r>
-        <w:t xml:space="preserve"> är en bra signalart för lundar med höga naturvärden. På lokalerna förekommer ofta många andra ovanliga och rödlistade arter. Växtplatserna har normalt långvarig lövkontinuitet av hassel (ibland al). Den kräver dessutom att det successivt bildas, och i området kontinuerligt förekommit, en viss mängd döda stammar. Arten tycks saknas i sekundära och i sen tid uppkomna al- och hasselmarker om dessa inte ligger i direkt anslutning till äldre förekomster. Hasselticka är typisk art för </w:t>
+        <w:t>Gulnål</w:t>
+      </w:r>
+      <w:r>
+        <w:t xml:space="preserve"> växer mest på murknande lövträdsved och barrträdsved och förekommer i skuggiga miljöer med hög luftfuktighet. I södra Sverige är den en relativt bra signal på biotoper med höga naturvärden och följs ofta av sällsynta arter. Gulnål är typisk art för </w:t>
       </w:r>
       <w:r>
         <w:rPr>
           <w:i/>
         </w:rPr>
-        <w:t xml:space="preserve">9020 Nordlig ädellövskog </w:t>
-      </w:r>
-      <w:r>
-        <w:t xml:space="preserve">och </w:t>
+        <w:t>9110 Näringsfattig bokskog</w:t>
+      </w:r>
+      <w:r>
+        <w:t xml:space="preserve"> och</w:t>
       </w:r>
       <w:r>
         <w:rPr>
           <w:i/>
         </w:rPr>
-        <w:t xml:space="preserve">9160 Näringsrik ekskog </w:t>
+        <w:t xml:space="preserve"> 9130 Näringsrik bokskog </w:t>
       </w:r>
       <w:r>
         <w:t>(Nitare &amp; Skogsstyrelsen, 2019; SLU Artdatabanken, 2025).</w:t>
@@ -902,28 +893,28 @@
         <w:rPr>
           <w:b/>
         </w:rPr>
-        <w:t>Korallblylav</w:t>
-      </w:r>
-      <w:r>
-        <w:t xml:space="preserve"> växer på bark av asp, ask, rönn, sälg, bok och lönn och signalerar överallt skogsbestånd med höga naturvärden och den följs nästan alltid av andra ovanliga och rödlistade arter. Den indikerar hög och jämn luftfuktighet och växer främst i områden med lång skoglig kontinuitet där det funnits ett ständigt inslag av gamla lövträd. Korallblylav är typisk art för </w:t>
+        <w:t>Hasselticka</w:t>
+      </w:r>
+      <w:r>
+        <w:t xml:space="preserve"> är en bra signalart för lundar med höga naturvärden. På lokalerna förekommer ofta många andra ovanliga och rödlistade arter. Växtplatserna har normalt långvarig lövkontinuitet av hassel (ibland al). Den kräver dessutom att det successivt bildas, och i området kontinuerligt förekommit, en viss mängd döda stammar. Arten tycks saknas i sekundära och i sen tid uppkomna al- och hasselmarker om dessa inte ligger i direkt anslutning till äldre förekomster. Hasselticka är typisk art för </w:t>
       </w:r>
       <w:r>
         <w:rPr>
           <w:i/>
         </w:rPr>
-        <w:t xml:space="preserve">9020 Nordlig ädellövskog, 9070 Trädklädd betesmark, 9160 Näringsrik ekskog, 9180 Ädellövskog i branter </w:t>
-      </w:r>
-      <w:r>
-        <w:t>och</w:t>
+        <w:t xml:space="preserve">9020 Nordlig ädellövskog </w:t>
+      </w:r>
+      <w:r>
+        <w:t xml:space="preserve">och </w:t>
       </w:r>
       <w:r>
         <w:rPr>
           <w:i/>
         </w:rPr>
-        <w:t xml:space="preserve"> 9190 Näringsfattig ekskog</w:t>
-      </w:r>
-      <w:r>
-        <w:t xml:space="preserve"> (SLU Artdatabanken, 2024; Nitare &amp; Skogsstyrelsen, 2019).</w:t>
+        <w:t xml:space="preserve">9160 Näringsrik ekskog </w:t>
+      </w:r>
+      <w:r>
+        <w:t>(Nitare &amp; Skogsstyrelsen, 2019; SLU Artdatabanken, 2025).</w:t>
       </w:r>
     </w:p>
     <w:p>
@@ -931,16 +922,16 @@
         <w:rPr>
           <w:b/>
         </w:rPr>
-        <w:t xml:space="preserve">Kornig nållav </w:t>
-      </w:r>
-      <w:r>
-        <w:t xml:space="preserve">förekommer i skuggiga miljöer med hög luftfuktighet och påträffas främst i gamla skogar eller på gamla träd. Den signalerar höga naturvärden och på lokalerna finns ofta flera ovanliga och rödlistade arter. Kornig nållav är typisk art för </w:t>
+        <w:t>Korallblylav</w:t>
+      </w:r>
+      <w:r>
+        <w:t xml:space="preserve"> växer på bark av asp, ask, rönn, sälg, bok och lönn och signalerar överallt skogsbestånd med höga naturvärden och den följs nästan alltid av andra ovanliga och rödlistade arter. Den indikerar hög och jämn luftfuktighet och växer främst i områden med lång skoglig kontinuitet där det funnits ett ständigt inslag av gamla lövträd. Korallblylav är typisk art för </w:t>
       </w:r>
       <w:r>
         <w:rPr>
           <w:i/>
         </w:rPr>
-        <w:t xml:space="preserve">9110 Näringsfattig bokskog </w:t>
+        <w:t xml:space="preserve">9020 Nordlig ädellövskog, 9070 Trädklädd betesmark, 9160 Näringsrik ekskog, 9180 Ädellövskog i branter </w:t>
       </w:r>
       <w:r>
         <w:t>och</w:t>
@@ -949,7 +940,7 @@
         <w:rPr>
           <w:i/>
         </w:rPr>
-        <w:t xml:space="preserve"> 9130 Näringsrik bokskog</w:t>
+        <w:t xml:space="preserve"> 9190 Näringsfattig ekskog</w:t>
       </w:r>
       <w:r>
         <w:t xml:space="preserve"> (SLU Artdatabanken, 2024; Nitare &amp; Skogsstyrelsen, 2019).</w:t>
@@ -960,46 +951,28 @@
         <w:rPr>
           <w:b/>
         </w:rPr>
-        <w:t xml:space="preserve">Platt fjädermossa </w:t>
-      </w:r>
-      <w:r>
-        <w:t>växer på såväl trädstammar (särskilt bok och andra ädla lövträd) som klippor (helst basiska bergarter). Norrut förekommer den endast på basiska klippor. Rika förekomster och fynd med sporkapslar indikerar höga naturvärden och en artrik mossbiotop.</w:t>
-      </w:r>
-      <w:r>
-        <w:rPr>
-          <w:b/>
-        </w:rPr>
-        <w:t xml:space="preserve"> </w:t>
-      </w:r>
-      <w:r>
-        <w:t xml:space="preserve">Platt fjädermossa är typisk art för </w:t>
+        <w:t xml:space="preserve">Kornig nållav </w:t>
+      </w:r>
+      <w:r>
+        <w:t xml:space="preserve">förekommer i skuggiga miljöer med hög luftfuktighet och påträffas främst i gamla skogar eller på gamla träd. Den signalerar höga naturvärden och på lokalerna finns ofta flera ovanliga och rödlistade arter. Kornig nållav är typisk art för </w:t>
       </w:r>
       <w:r>
         <w:rPr>
           <w:i/>
         </w:rPr>
-        <w:t>9010 Taiga,</w:t>
-      </w:r>
-      <w:r>
-        <w:t xml:space="preserve"> </w:t>
+        <w:t xml:space="preserve">9110 Näringsfattig bokskog </w:t>
+      </w:r>
+      <w:r>
+        <w:t>och</w:t>
       </w:r>
       <w:r>
         <w:rPr>
           <w:i/>
         </w:rPr>
-        <w:t>9020 Nordlig ädellövskog, 9110 Näringsfattig bokskog, 9130 Näringsrik bokskog, 9160 Näringsrik ekskog, 9180 Ädellövskog i branter</w:t>
-      </w:r>
-      <w:r>
-        <w:t xml:space="preserve"> och</w:t>
-      </w:r>
-      <w:r>
-        <w:rPr>
-          <w:i/>
-        </w:rPr>
-        <w:t xml:space="preserve"> 9190 Näringsfattig ekskog </w:t>
-      </w:r>
-      <w:r>
-        <w:t>(Nitare &amp; Skogsstyrelsen, 2019; SLU Artdatabanken, 2025).</w:t>
+        <w:t xml:space="preserve"> 9130 Näringsrik bokskog</w:t>
+      </w:r>
+      <w:r>
+        <w:t xml:space="preserve"> (SLU Artdatabanken, 2024; Nitare &amp; Skogsstyrelsen, 2019).</w:t>
       </w:r>
     </w:p>
     <w:p>
@@ -1007,10 +980,28 @@
         <w:rPr>
           <w:b/>
         </w:rPr>
-        <w:t xml:space="preserve">Rödgul trumpetsvamp </w:t>
-      </w:r>
-      <w:r>
-        <w:t>signalerar kalkrika barrsumpskogar eller avgränsade små mineralrika ytor i barrskogslandskapet, vilka normalt har höga naturvärden. I urbergsbygder är den en bra signalart på känsliga skogsbiotoper (Nitare &amp; Skogsstyrelsen, 2019).</w:t>
+        <w:t xml:space="preserve">Mörk husmossa </w:t>
+      </w:r>
+      <w:r>
+        <w:t xml:space="preserve">är en mycket bra signalart i södra och mellersta Sverige. Den är sannolikt svårspridd och växer huvudsakligen i skog med lång skoglig kontinuitet i områden med konstant hög luftfuktighet. Den är känslig för större avverkningar, men tål plockhuggning som lämnar ett tätare trädskikt och ett obrutet, fukthållande mosstäcke på marken. Ett par studier har klart visat att artens tillväxt försämras när skogen huggs ner intill växtplatsen, och att ett kalhygges påverkan på mörk husmossa avtar både med avståndet från kalhygget och ju fuktigare växtplatsen är. Mörk husmossa är typisk art för </w:t>
+      </w:r>
+      <w:r>
+        <w:rPr>
+          <w:i/>
+        </w:rPr>
+        <w:t xml:space="preserve">9010 Taiga, 9050 Näringsrik granskog, 9080 Lövsumpskog, 9750 Svämlövskog, 9020 Nordlig ädellövskog, 9160 Näringsrik ekskog </w:t>
+      </w:r>
+      <w:r>
+        <w:t>och</w:t>
+      </w:r>
+      <w:r>
+        <w:rPr>
+          <w:i/>
+        </w:rPr>
+        <w:t xml:space="preserve"> 9180 Ädellövskog i branter</w:t>
+      </w:r>
+      <w:r>
+        <w:t xml:space="preserve"> (SLU Artdatabanken, 2024; Nitare &amp; Skogsstyrelsen, 2019).</w:t>
       </w:r>
     </w:p>
     <w:p>
@@ -1018,19 +1009,46 @@
         <w:rPr>
           <w:b/>
         </w:rPr>
-        <w:t>Stekelbock</w:t>
-      </w:r>
-      <w:r>
-        <w:t xml:space="preserve"> är knuten till äldre och gärna glesa lövskogar, och gynnas starkt av skogsbrand. Skalbaggens larvutveckling sker i ganska hård, solexponerad död ved i stående stammar av lövträd, främst björk, asp och al. Fullbildade individer påträffas i juni-augusti på lämplig ved eller i blommor av t.ex. strätta, fläder eller älggräs. Stekelbock är typisk art för </w:t>
+        <w:t xml:space="preserve">Platt fjädermossa </w:t>
+      </w:r>
+      <w:r>
+        <w:t>växer på såväl trädstammar (särskilt bok och andra ädla lövträd) som klippor (helst basiska bergarter). Norrut förekommer den endast på basiska klippor. Rika förekomster och fynd med sporkapslar indikerar höga naturvärden och en artrik mossbiotop.</w:t>
+      </w:r>
+      <w:r>
+        <w:rPr>
+          <w:b/>
+        </w:rPr>
+        <w:t xml:space="preserve"> </w:t>
+      </w:r>
+      <w:r>
+        <w:t xml:space="preserve">Platt fjädermossa är typisk art för </w:t>
       </w:r>
       <w:r>
         <w:rPr>
           <w:i/>
         </w:rPr>
-        <w:t xml:space="preserve">9010 Taiga </w:t>
-      </w:r>
-      <w:r>
-        <w:t>(SLU Artdatabanken, 2025).</w:t>
+        <w:t>9010 Taiga,</w:t>
+      </w:r>
+      <w:r>
+        <w:t xml:space="preserve"> </w:t>
+      </w:r>
+      <w:r>
+        <w:rPr>
+          <w:i/>
+        </w:rPr>
+        <w:t>9020 Nordlig ädellövskog, 9110 Näringsfattig bokskog, 9130 Näringsrik bokskog, 9160 Näringsrik ekskog, 9180 Ädellövskog i branter</w:t>
+      </w:r>
+      <w:r>
+        <w:t xml:space="preserve"> och</w:t>
+      </w:r>
+      <w:r>
+        <w:rPr>
+          <w:i/>
+        </w:rPr>
+        <w:t xml:space="preserve"> 9190 Näringsfattig ekskog </w:t>
+      </w:r>
+      <w:r>
+        <w:t>(Nitare &amp; Skogsstyrelsen, 2019; SLU Artdatabanken, 2025).</w:t>
       </w:r>
     </w:p>
     <w:p>
@@ -1038,28 +1056,10 @@
         <w:rPr>
           <w:b/>
         </w:rPr>
-        <w:t>Stor aspticka</w:t>
-      </w:r>
-      <w:r>
-        <w:t xml:space="preserve"> är knuten till gamla levande aspar och orsakar karaktäristiska inbuktningar i stammen (så kallad nekroser). Slutavverknings- och gallringsåtgärder i löv- och blandskogsbestånd som innebär att tillgången på grov asp minskar är ett hot mot arten. Det är viktigt att äldre aspar och aspbestånd sparas och för att gynna arten på sikt bör aspinslagen i t.ex. bergbranter, raviner, skogsbryn och kring äldre odlingsmarker generellt sparas i större utsträckning än vad som görs idag. Stor aspticka är typisk art för </w:t>
-      </w:r>
-      <w:r>
-        <w:rPr>
-          <w:i/>
-        </w:rPr>
-        <w:t xml:space="preserve">9010 Taiga </w:t>
-      </w:r>
-      <w:r>
-        <w:t xml:space="preserve">och </w:t>
-      </w:r>
-      <w:r>
-        <w:rPr>
-          <w:i/>
-        </w:rPr>
-        <w:t>9030 Landhöjningsskog</w:t>
-      </w:r>
-      <w:r>
-        <w:t xml:space="preserve"> (SLU Artdatabanken, 2024; Nitare &amp; Skogsstyrelsen, 2019).</w:t>
+        <w:t xml:space="preserve">Rödgul trumpetsvamp </w:t>
+      </w:r>
+      <w:r>
+        <w:t>signalerar kalkrika barrsumpskogar eller avgränsade små mineralrika ytor i barrskogslandskapet, vilka normalt har höga naturvärden. I urbergsbygder är den en bra signalart på känsliga skogsbiotoper (Nitare &amp; Skogsstyrelsen, 2019).</w:t>
       </w:r>
     </w:p>
     <w:p>
@@ -1067,19 +1067,19 @@
         <w:rPr>
           <w:b/>
         </w:rPr>
-        <w:t>Tibast</w:t>
-      </w:r>
-      <w:r>
-        <w:t xml:space="preserve"> är en kalkgynnad buske som växer på mullrik, frisk eller svagt fuktig mark, exempelvis i gamla kalkgranskogar, lövträdslundar, varma källpåverkade sluttningar och exklusiva biotoper kopplade till vattendrag. Förekomster i gammal skog visar på höga naturvärden och bör alltid noteras i samband med naturvärdesinventeringar. Tibast är typisk art för </w:t>
+        <w:t>Stekelbock</w:t>
+      </w:r>
+      <w:r>
+        <w:t xml:space="preserve"> är knuten till äldre och gärna glesa lövskogar, och gynnas starkt av skogsbrand. Skalbaggens larvutveckling sker i ganska hård, solexponerad död ved i stående stammar av lövträd, främst björk, asp och al. Fullbildade individer påträffas i juni-augusti på lämplig ved eller i blommor av t.ex. strätta, fläder eller älggräs. Stekelbock är typisk art för </w:t>
       </w:r>
       <w:r>
         <w:rPr>
           <w:i/>
         </w:rPr>
-        <w:t>9050 Näringsrik granskog</w:t>
-      </w:r>
-      <w:r>
-        <w:t xml:space="preserve"> och värdväxt för de två fjärilsarterna större tibastmal och brun tibastmal (CR) (SLU Artdatabanken, 2024; Nitare &amp; Skogsstyrelsen, 2019).</w:t>
+        <w:t xml:space="preserve">9010 Taiga </w:t>
+      </w:r>
+      <w:r>
+        <w:t>(SLU Artdatabanken, 2025).</w:t>
       </w:r>
     </w:p>
     <w:p>
@@ -1087,10 +1087,10 @@
         <w:rPr>
           <w:b/>
         </w:rPr>
-        <w:t xml:space="preserve">Vedticka </w:t>
-      </w:r>
-      <w:r>
-        <w:t xml:space="preserve">är en bra signalart söder om den naturliga norrlandsgränsen. Den är huvudsakligen knuten till äldre barrskogar där det föreligger långvarig kontinuitet av död barrved. Vedticka är typisk art för </w:t>
+        <w:t>Stor aspticka</w:t>
+      </w:r>
+      <w:r>
+        <w:t xml:space="preserve"> är knuten till gamla levande aspar och orsakar karaktäristiska inbuktningar i stammen (så kallad nekroser). Slutavverknings- och gallringsåtgärder i löv- och blandskogsbestånd som innebär att tillgången på grov asp minskar är ett hot mot arten. Det är viktigt att äldre aspar och aspbestånd sparas och för att gynna arten på sikt bör aspinslagen i t.ex. bergbranter, raviner, skogsbryn och kring äldre odlingsmarker generellt sparas i större utsträckning än vad som görs idag. Stor aspticka är typisk art för </w:t>
       </w:r>
       <w:r>
         <w:rPr>
@@ -1099,7 +1099,16 @@
         <w:t xml:space="preserve">9010 Taiga </w:t>
       </w:r>
       <w:r>
-        <w:t>(Nitare &amp; Skogsstyrelsen, 2019; SLU Artdatabanken, 2025).</w:t>
+        <w:t xml:space="preserve">och </w:t>
+      </w:r>
+      <w:r>
+        <w:rPr>
+          <w:i/>
+        </w:rPr>
+        <w:t>9030 Landhöjningsskog</w:t>
+      </w:r>
+      <w:r>
+        <w:t xml:space="preserve"> (SLU Artdatabanken, 2024; Nitare &amp; Skogsstyrelsen, 2019).</w:t>
       </w:r>
     </w:p>
     <w:p>
@@ -1107,28 +1116,19 @@
         <w:rPr>
           <w:b/>
         </w:rPr>
-        <w:t xml:space="preserve">Vätteros </w:t>
-      </w:r>
-      <w:r>
-        <w:t xml:space="preserve">är typisk art för </w:t>
+        <w:t>Tibast</w:t>
+      </w:r>
+      <w:r>
+        <w:t xml:space="preserve"> är en kalkgynnad buske som växer på mullrik, frisk eller svagt fuktig mark, exempelvis i gamla kalkgranskogar, lövträdslundar, varma källpåverkade sluttningar och exklusiva biotoper kopplade till vattendrag. Förekomster i gammal skog visar på höga naturvärden och bör alltid noteras i samband med naturvärdesinventeringar. Tibast är typisk art för </w:t>
       </w:r>
       <w:r>
         <w:rPr>
           <w:i/>
         </w:rPr>
-        <w:t xml:space="preserve">9020 Nordlig ädellövskog </w:t>
-      </w:r>
-      <w:r>
-        <w:t>och</w:t>
-      </w:r>
-      <w:r>
-        <w:rPr>
-          <w:i/>
-        </w:rPr>
-        <w:t xml:space="preserve"> 9160 Näringsrik ekskog </w:t>
-      </w:r>
-      <w:r>
-        <w:t>(SLU Artdatabanken, 2025).</w:t>
+        <w:t>9050 Näringsrik granskog</w:t>
+      </w:r>
+      <w:r>
+        <w:t xml:space="preserve"> och värdväxt för de två fjärilsarterna större tibastmal och brun tibastmal (CR) (SLU Artdatabanken, 2024; Nitare &amp; Skogsstyrelsen, 2019).</w:t>
       </w:r>
     </w:p>
     <w:p>
@@ -1136,10 +1136,28 @@
         <w:rPr>
           <w:b/>
         </w:rPr>
-        <w:t xml:space="preserve">Vågbandad barkbock </w:t>
-      </w:r>
-      <w:r>
-        <w:t>är en långhorning vars larvutveckling sker under bark på nyligen döda stående barrträd, främst gran, mer undantagsvis på tall. Främst i stående träd, särskilt gamla, långsamvuxna granar med grov bark, även i grövre grenar, stubbar eller vindfällen. Arten är starkt knuten till naturskogsliknande granskogar, och gynnas av extrema torrsomrar som försvagar träden. Arten påverkas negativt av brist på kontinuitetsskog och en minskning av populationen pågår eller förväntas ske (SLU Artdatabanken, 2025).</w:t>
+        <w:t xml:space="preserve">Trådticka </w:t>
+      </w:r>
+      <w:r>
+        <w:t xml:space="preserve">är knuten till grova granar i rikare ofta fuktiga miljöer. Den återfinns på både levande och döda träd samt stubbar och nyligen fallna träd. Karaktärsart för äldre fuktiga granskogsbiotoper, och i stor mängd är den en bra signalart för miljöer med andra rödlistade arter. Trådticka är typisk art för </w:t>
+      </w:r>
+      <w:r>
+        <w:rPr>
+          <w:i/>
+        </w:rPr>
+        <w:t xml:space="preserve">9010 Taiga </w:t>
+      </w:r>
+      <w:r>
+        <w:t xml:space="preserve">och </w:t>
+      </w:r>
+      <w:r>
+        <w:rPr>
+          <w:i/>
+        </w:rPr>
+        <w:t xml:space="preserve">9050 Näringsrik granskog </w:t>
+      </w:r>
+      <w:r>
+        <w:t>(SLU Artdatabanken, 2025).</w:t>
       </w:r>
     </w:p>
     <w:p>
@@ -1147,28 +1165,19 @@
         <w:rPr>
           <w:b/>
         </w:rPr>
-        <w:t>Blåsippa (§9)</w:t>
-      </w:r>
-      <w:r>
-        <w:t xml:space="preserve"> är typisk art för </w:t>
+        <w:t xml:space="preserve">Vedticka </w:t>
+      </w:r>
+      <w:r>
+        <w:t xml:space="preserve">är en bra signalart söder om den naturliga norrlandsgränsen. Den är huvudsakligen knuten till äldre barrskogar där det föreligger långvarig kontinuitet av död barrved. Vedticka är typisk art för </w:t>
       </w:r>
       <w:r>
         <w:rPr>
           <w:i/>
         </w:rPr>
-        <w:t>9050 Näringsrik granskog, 9020 Nordlig ädellövskog</w:t>
-      </w:r>
-      <w:r>
-        <w:t xml:space="preserve"> och </w:t>
-      </w:r>
-      <w:r>
-        <w:rPr>
-          <w:i/>
-        </w:rPr>
-        <w:t>8240 Karsthällmarker</w:t>
-      </w:r>
-      <w:r>
-        <w:t xml:space="preserve"> (SLU Artdatabanken, 2025).</w:t>
+        <w:t xml:space="preserve">9010 Taiga </w:t>
+      </w:r>
+      <w:r>
+        <w:t>(Nitare &amp; Skogsstyrelsen, 2019; SLU Artdatabanken, 2025).</w:t>
       </w:r>
     </w:p>
     <w:p>
@@ -1176,16 +1185,16 @@
         <w:rPr>
           <w:b/>
         </w:rPr>
-        <w:t>Mörk lungört</w:t>
-      </w:r>
-      <w:r>
-        <w:t xml:space="preserve"> är typisk art för </w:t>
+        <w:t xml:space="preserve">Vätteros </w:t>
+      </w:r>
+      <w:r>
+        <w:t xml:space="preserve">är typisk art för </w:t>
       </w:r>
       <w:r>
         <w:rPr>
           <w:i/>
         </w:rPr>
-        <w:t xml:space="preserve">9020 Nordlig ädellövskog, 9160 Näringsrik ekskog </w:t>
+        <w:t xml:space="preserve">9020 Nordlig ädellövskog </w:t>
       </w:r>
       <w:r>
         <w:t>och</w:t>
@@ -1194,10 +1203,10 @@
         <w:rPr>
           <w:i/>
         </w:rPr>
-        <w:t xml:space="preserve"> 9180 Ädellövskog i branter</w:t>
-      </w:r>
-      <w:r>
-        <w:t>. Lungört är värdväxt för de rödlistade fjärilarna lungörtssäckmal (CR) och lungörtssorgmal (NT) samt för skalbaggen lungörtsvivel (NT) (SLU Artdatabanken, 2026).</w:t>
+        <w:t xml:space="preserve"> 9160 Näringsrik ekskog </w:t>
+      </w:r>
+      <w:r>
+        <w:t>(SLU Artdatabanken, 2025).</w:t>
       </w:r>
     </w:p>
     <w:p>
@@ -1205,6 +1214,75 @@
         <w:rPr>
           <w:b/>
         </w:rPr>
+        <w:t xml:space="preserve">Vågbandad barkbock </w:t>
+      </w:r>
+      <w:r>
+        <w:t>är en långhorning vars larvutveckling sker under bark på nyligen döda stående barrträd, främst gran, mer undantagsvis på tall. Främst i stående träd, särskilt gamla, långsamvuxna granar med grov bark, även i grövre grenar, stubbar eller vindfällen. Arten är starkt knuten till naturskogsliknande granskogar, och gynnas av extrema torrsomrar som försvagar träden. Arten påverkas negativt av brist på kontinuitetsskog och en minskning av populationen pågår eller förväntas ske (SLU Artdatabanken, 2025).</w:t>
+      </w:r>
+    </w:p>
+    <w:p>
+      <w:r>
+        <w:rPr>
+          <w:b/>
+        </w:rPr>
+        <w:t>Blåsippa (§9)</w:t>
+      </w:r>
+      <w:r>
+        <w:t xml:space="preserve"> är typisk art för </w:t>
+      </w:r>
+      <w:r>
+        <w:rPr>
+          <w:i/>
+        </w:rPr>
+        <w:t>9050 Näringsrik granskog, 9020 Nordlig ädellövskog</w:t>
+      </w:r>
+      <w:r>
+        <w:t xml:space="preserve"> och </w:t>
+      </w:r>
+      <w:r>
+        <w:rPr>
+          <w:i/>
+        </w:rPr>
+        <w:t>8240 Karsthällmarker</w:t>
+      </w:r>
+      <w:r>
+        <w:t xml:space="preserve"> (SLU Artdatabanken, 2025).</w:t>
+      </w:r>
+    </w:p>
+    <w:p>
+      <w:r>
+        <w:rPr>
+          <w:b/>
+        </w:rPr>
+        <w:t>Mörk lungört</w:t>
+      </w:r>
+      <w:r>
+        <w:t xml:space="preserve"> är typisk art för </w:t>
+      </w:r>
+      <w:r>
+        <w:rPr>
+          <w:i/>
+        </w:rPr>
+        <w:t xml:space="preserve">9020 Nordlig ädellövskog, 9160 Näringsrik ekskog </w:t>
+      </w:r>
+      <w:r>
+        <w:t>och</w:t>
+      </w:r>
+      <w:r>
+        <w:rPr>
+          <w:i/>
+        </w:rPr>
+        <w:t xml:space="preserve"> 9180 Ädellövskog i branter</w:t>
+      </w:r>
+      <w:r>
+        <w:t>. Lungört är värdväxt för de rödlistade fjärilarna lungörtssäckmal (CR) och lungörtssorgmal (NT) samt för skalbaggen lungörtsvivel (NT) (SLU Artdatabanken, 2026).</w:t>
+      </w:r>
+    </w:p>
+    <w:p>
+      <w:r>
+        <w:rPr>
+          <w:b/>
+        </w:rPr>
         <w:t>Spillkråka (§4)</w:t>
       </w:r>
       <w:r>
@@ -1227,6 +1305,35 @@
       </w:r>
       <w:r>
         <w:t>. Den behöver grova träd, främst tall, asp och bok som boträd. Skogsbruk med korta omloppstider och täta, homogena ungskogar utgör det största hotet. Spillkråka är en nyckelart i skogliga miljöer vars övergivna bohål utnyttjas av flera andra hålhäckande fågelarter och fladdermöss, däribland pärluggla (EN, §4), knipa (§4), salskrake (§4) och skogsduva (§4). Hökuggla (VU, §4) och slaguggla (§4) häckar ofta i högstubbar som brutits av i höjd med ett gammalt spillkråkebo (SLU Artdatabanken, 2026; Skogsstyrelsen, 2016).</w:t>
+      </w:r>
+    </w:p>
+    <w:p>
+      <w:r>
+        <w:rPr>
+          <w:b/>
+        </w:rPr>
+        <w:t>Timmerticka</w:t>
+      </w:r>
+      <w:r>
+        <w:t xml:space="preserve"> är typisk art för </w:t>
+      </w:r>
+      <w:r>
+        <w:rPr>
+          <w:i/>
+        </w:rPr>
+        <w:t>9060 Åsbarrskog</w:t>
+      </w:r>
+      <w:r>
+        <w:t>. Bland annat åtgärdsprogramsarten skrovlig flatbagge (NT) samt timmertickgnagare kan påträffas på eller i nära anslutning till fruktkroppar av timmerticka</w:t>
+      </w:r>
+      <w:r>
+        <w:rPr>
+          <w:i/>
+        </w:rPr>
+        <w:t xml:space="preserve"> </w:t>
+      </w:r>
+      <w:r>
+        <w:t>(SLU Artdatabanken, 2026).</w:t>
       </w:r>
     </w:p>
     <w:p>
@@ -1343,7 +1450,7 @@
         <w:rPr>
           <w:i/>
         </w:rPr>
-        <w:t>I det avverkningsanmälda skogsområdet har 45 rödlistade arter och signalarter påträffats. Detta ska jämföras med Skogsstyrelsens uppföljning 2017 av nyckelbiotoper som visade att man i genomsnitt hittar 20,6 olika rödlistade arter och signalarter i en nyckelbiotop (Wijk, S. 2017. Biologisk mångfald i nyckelbiotoper – Resultat från inventeringen “Uppföljning biologisk mångfald” 2009–2015. Rapport 4/2017 Skogsstyrelsen, Jönköping).</w:t>
+        <w:t>I det avverkningsanmälda skogsområdet har 48 rödlistade arter och signalarter påträffats. Detta ska jämföras med Skogsstyrelsens uppföljning 2017 av nyckelbiotoper som visade att man i genomsnitt hittar 20,6 olika rödlistade arter och signalarter i en nyckelbiotop (Wijk, S. 2017. Biologisk mångfald i nyckelbiotoper – Resultat från inventeringen “Uppföljning biologisk mångfald” 2009–2015. Rapport 4/2017 Skogsstyrelsen, Jönköping).</w:t>
       </w:r>
     </w:p>
     <w:p>
@@ -1372,7 +1479,7 @@
         <w:rPr>
           <w:i/>
         </w:rPr>
-        <w:t>I det avverkningsanmälda skogsområdet har 50 naturvårdsarter varav 20 rödlistade arter sina livsmiljöer och växtplatser.</w:t>
+        <w:t>I det avverkningsanmälda skogsområdet har 54 naturvårdsarter varav 21 rödlistade arter sina livsmiljöer och växtplatser.</w:t>
       </w:r>
     </w:p>
     <w:p>
@@ -1892,7 +1999,7 @@
     <w:r>
       <w:tab/>
       <w:tab/>
-      <w:t>2026-10-13</w:t>
+      <w:t>2026-10-14</w:t>
       <w:br/>
       <w:br/>
     </w:r>

--- a/klagomål/A 16696-2026 FSC-klagomål.docx
+++ b/klagomål/A 16696-2026 FSC-klagomål.docx
@@ -1999,7 +1999,7 @@
     <w:r>
       <w:tab/>
       <w:tab/>
-      <w:t>2026-10-14</w:t>
+      <w:t>2026-10-15</w:t>
       <w:br/>
       <w:br/>
     </w:r>

--- a/klagomål/A 16696-2026 FSC-klagomål.docx
+++ b/klagomål/A 16696-2026 FSC-klagomål.docx
@@ -1999,7 +1999,7 @@
     <w:r>
       <w:tab/>
       <w:tab/>
-      <w:t>2026-10-15</w:t>
+      <w:t>2026-10-16</w:t>
       <w:br/>
       <w:br/>
     </w:r>

--- a/klagomål/A 16696-2026 FSC-klagomål.docx
+++ b/klagomål/A 16696-2026 FSC-klagomål.docx
@@ -1999,7 +1999,7 @@
     <w:r>
       <w:tab/>
       <w:tab/>
-      <w:t>2026-10-16</w:t>
+      <w:t>2026-10-17</w:t>
       <w:br/>
       <w:br/>
     </w:r>

--- a/klagomål/A 16696-2026 FSC-klagomål.docx
+++ b/klagomål/A 16696-2026 FSC-klagomål.docx
@@ -1999,7 +1999,7 @@
     <w:r>
       <w:tab/>
       <w:tab/>
-      <w:t>2026-10-17</w:t>
+      <w:t>2026-10-18</w:t>
       <w:br/>
       <w:br/>
     </w:r>

--- a/klagomål/A 16696-2026 FSC-klagomål.docx
+++ b/klagomål/A 16696-2026 FSC-klagomål.docx
@@ -1999,7 +1999,7 @@
     <w:r>
       <w:tab/>
       <w:tab/>
-      <w:t>2026-10-18</w:t>
+      <w:t>2026-10-19</w:t>
       <w:br/>
       <w:br/>
     </w:r>

--- a/klagomål/A 16696-2026 FSC-klagomål.docx
+++ b/klagomål/A 16696-2026 FSC-klagomål.docx
@@ -1999,7 +1999,7 @@
     <w:r>
       <w:tab/>
       <w:tab/>
-      <w:t>2026-10-19</w:t>
+      <w:t>2026-10-20</w:t>
       <w:br/>
       <w:br/>
     </w:r>

--- a/klagomål/A 16696-2026 FSC-klagomål.docx
+++ b/klagomål/A 16696-2026 FSC-klagomål.docx
@@ -1999,7 +1999,7 @@
     <w:r>
       <w:tab/>
       <w:tab/>
-      <w:t>2026-10-20</w:t>
+      <w:t>2026-10-21</w:t>
       <w:br/>
       <w:br/>
     </w:r>

--- a/klagomål/A 16696-2026 FSC-klagomål.docx
+++ b/klagomål/A 16696-2026 FSC-klagomål.docx
@@ -1999,7 +1999,7 @@
     <w:r>
       <w:tab/>
       <w:tab/>
-      <w:t>2026-10-21</w:t>
+      <w:t>2026-10-22</w:t>
       <w:br/>
       <w:br/>
     </w:r>

--- a/klagomål/A 16696-2026 FSC-klagomål.docx
+++ b/klagomål/A 16696-2026 FSC-klagomål.docx
@@ -1999,7 +1999,7 @@
     <w:r>
       <w:tab/>
       <w:tab/>
-      <w:t>2026-10-22</w:t>
+      <w:t>2026-10-23</w:t>
       <w:br/>
       <w:br/>
     </w:r>

--- a/klagomål/A 16696-2026 FSC-klagomål.docx
+++ b/klagomål/A 16696-2026 FSC-klagomål.docx
@@ -1999,7 +1999,7 @@
     <w:r>
       <w:tab/>
       <w:tab/>
-      <w:t>2026-10-23</w:t>
+      <w:t>2026-10-24</w:t>
       <w:br/>
       <w:br/>
     </w:r>

--- a/klagomål/A 16696-2026 FSC-klagomål.docx
+++ b/klagomål/A 16696-2026 FSC-klagomål.docx
@@ -1999,7 +1999,7 @@
     <w:r>
       <w:tab/>
       <w:tab/>
-      <w:t>2026-10-24</w:t>
+      <w:t>2026-10-25</w:t>
       <w:br/>
       <w:br/>
     </w:r>

--- a/klagomål/A 16696-2026 FSC-klagomål.docx
+++ b/klagomål/A 16696-2026 FSC-klagomål.docx
@@ -1999,7 +1999,7 @@
     <w:r>
       <w:tab/>
       <w:tab/>
-      <w:t>2026-10-25</w:t>
+      <w:t>2026-10-26</w:t>
       <w:br/>
       <w:br/>
     </w:r>

--- a/klagomål/A 16696-2026 FSC-klagomål.docx
+++ b/klagomål/A 16696-2026 FSC-klagomål.docx
@@ -1999,7 +1999,7 @@
     <w:r>
       <w:tab/>
       <w:tab/>
-      <w:t>2026-10-26</w:t>
+      <w:t>2026-10-27</w:t>
       <w:br/>
       <w:br/>
     </w:r>

--- a/klagomål/A 16696-2026 FSC-klagomål.docx
+++ b/klagomål/A 16696-2026 FSC-klagomål.docx
@@ -1999,7 +1999,7 @@
     <w:r>
       <w:tab/>
       <w:tab/>
-      <w:t>2026-10-27</w:t>
+      <w:t>2026-10-28</w:t>
       <w:br/>
       <w:br/>
     </w:r>

--- a/klagomål/A 16696-2026 FSC-klagomål.docx
+++ b/klagomål/A 16696-2026 FSC-klagomål.docx
@@ -1999,7 +1999,7 @@
     <w:r>
       <w:tab/>
       <w:tab/>
-      <w:t>2026-10-28</w:t>
+      <w:t>2026-10-29</w:t>
       <w:br/>
       <w:br/>
     </w:r>

--- a/klagomål/A 16696-2026 FSC-klagomål.docx
+++ b/klagomål/A 16696-2026 FSC-klagomål.docx
@@ -1999,7 +1999,7 @@
     <w:r>
       <w:tab/>
       <w:tab/>
-      <w:t>2026-10-29</w:t>
+      <w:t>2026-10-31</w:t>
       <w:br/>
       <w:br/>
     </w:r>
